--- a/downloads/student/ai-2-week-02.docx
+++ b/downloads/student/ai-2-week-02.docx
@@ -1976,6 +1976,16 @@
     <w:p>
       <w:r>
         <w:t>This function assumes compatible numeric inputs; it does not reject negative shelves or verify real shelf contents.</w:t>
+      </w:r>
+    </w:p>
+    <w:p>
+      <w:r>
+        <w:t>Read the labelled picture: What happens visibly if the caller stores needed but omits print(needed)?</w:t>
+      </w:r>
+    </w:p>
+    <w:p>
+      <w:r>
+        <w:t>Change one thing: Call labels(4,0) instead. Predict the result before checking the explanation. What remains the same?</w:t>
       </w:r>
     </w:p>
     <w:p>
@@ -4028,6 +4038,187 @@
     <w:p>
       <w:r>
         <w:t>Attempt the independent case before hints. Record whether you worked alone, used a hint or followed a model. After feedback, fix the first unsupported step and explain why it changed. A later check uses a changed case, not a copied answer.</w:t>
+      </w:r>
+    </w:p>
+    <w:p>
+      <w:pPr>
+        <w:pStyle w:val="Heading1"/>
+      </w:pPr>
+      <w:r>
+        <w:t>15. Your lesson route</w:t>
+      </w:r>
+    </w:p>
+    <w:p>
+      <w:r>
+        <w:t>Start with this question: A fictional library computes total spine labels needed for several equal shelves.</w:t>
+      </w:r>
+    </w:p>
+    <w:tbl>
+      <w:tblPr>
+        <w:tblStyle w:val="LightShading-Accent1"/>
+        <w:tblW w:type="auto" w:w="0"/>
+        <w:tblLook w:firstColumn="1" w:firstRow="1" w:lastColumn="0" w:lastRow="0" w:noHBand="0" w:noVBand="1" w:val="04A0"/>
+      </w:tblPr>
+      <w:tblGrid>
+        <w:gridCol w:w="5112"/>
+        <w:gridCol w:w="5112"/>
+      </w:tblGrid>
+      <w:tr>
+        <w:trPr>
+          <w:tblHeader/>
+        </w:trPr>
+        <w:tc>
+          <w:tcPr>
+            <w:tcW w:type="dxa" w:w="5112"/>
+          </w:tcPr>
+          <w:p>
+            <w:r>
+              <w:t>By the end, I can</w:t>
+            </w:r>
+          </w:p>
+        </w:tc>
+        <w:tc>
+          <w:tcPr>
+            <w:tcW w:type="dxa" w:w="5112"/>
+          </w:tcPr>
+          <w:p>
+            <w:r>
+              <w:t>How I will show it</w:t>
+            </w:r>
+          </w:p>
+        </w:tc>
+      </w:tr>
+      <w:tr>
+        <w:tc>
+          <w:tcPr>
+            <w:tcW w:type="dxa" w:w="5112"/>
+          </w:tcPr>
+          <w:p>
+            <w:r>
+              <w:t>Distinguish a function definition from a function call</w:t>
+            </w:r>
+          </w:p>
+        </w:tc>
+        <w:tc>
+          <w:tcPr>
+            <w:tcW w:type="dxa" w:w="5112"/>
+          </w:tcPr>
+          <w:p>
+            <w:r>
+              <w:t>Explain the deciding step, show a trace or test, and state one limit.</w:t>
+            </w:r>
+          </w:p>
+        </w:tc>
+      </w:tr>
+      <w:tr>
+        <w:tc>
+          <w:tcPr>
+            <w:tcW w:type="dxa" w:w="5112"/>
+          </w:tcPr>
+          <w:p>
+            <w:r>
+              <w:t>Match positional arguments to parameters in order</w:t>
+            </w:r>
+          </w:p>
+        </w:tc>
+        <w:tc>
+          <w:tcPr>
+            <w:tcW w:type="dxa" w:w="5112"/>
+          </w:tcPr>
+          <w:p>
+            <w:r>
+              <w:t>Explain the deciding step, show a trace or test, and state one limit.</w:t>
+            </w:r>
+          </w:p>
+        </w:tc>
+      </w:tr>
+      <w:tr>
+        <w:tc>
+          <w:tcPr>
+            <w:tcW w:type="dxa" w:w="5112"/>
+          </w:tcPr>
+          <w:p>
+            <w:r>
+              <w:t>Reuse one function and test that it uses the supplied values</w:t>
+            </w:r>
+          </w:p>
+        </w:tc>
+        <w:tc>
+          <w:tcPr>
+            <w:tcW w:type="dxa" w:w="5112"/>
+          </w:tcPr>
+          <w:p>
+            <w:r>
+              <w:t>Explain the deciding step, show a trace or test, and state one limit.</w:t>
+            </w:r>
+          </w:p>
+        </w:tc>
+      </w:tr>
+    </w:tbl>
+    <w:p>
+      <w:r>
+        <w:t>Remember → watch and explain → try with help → investigate → try independently → keep project evidence. Your teacher may spread this lesson across several classes.</w:t>
+      </w:r>
+    </w:p>
+    <w:p>
+      <w:r>
+        <w:t>Keep your first prediction. Compare it with what the evidence shows and explain any change.</w:t>
+      </w:r>
+    </w:p>
+    <w:p>
+      <w:pPr>
+        <w:pStyle w:val="Heading1"/>
+      </w:pPr>
+      <w:r>
+        <w:t>16. Finish and return</w:t>
+      </w:r>
+    </w:p>
+    <w:p>
+      <w:r>
+        <w:t>Close your notes. Explain this goal in your own words: Distinguish a function definition from a function call</w:t>
+      </w:r>
+    </w:p>
+    <w:p>
+      <w:pPr>
+        <w:pStyle w:val="Heading3"/>
+      </w:pPr>
+      <w:r>
+        <w:t>My deciding step, evidence and one remaining question</w:t>
+      </w:r>
+    </w:p>
+    <w:p>
+      <w:r>
+        <w:t>________________________________________________________________</w:t>
+      </w:r>
+    </w:p>
+    <w:p>
+      <w:r>
+        <w:t>________________________________________________________________</w:t>
+      </w:r>
+    </w:p>
+    <w:p>
+      <w:r>
+        <w:t>________________________________________________________________</w:t>
+      </w:r>
+    </w:p>
+    <w:p>
+      <w:r>
+        <w:t>________________________________________________________________</w:t>
+      </w:r>
+    </w:p>
+    <w:p>
+      <w:r>
+        <w:t>________________________________________________________________</w:t>
+      </w:r>
+    </w:p>
+    <w:p>
+      <w:r>
+        <w:t>If you are unsure, return to the worked picture and explain one arrow. If you are ready, change an input or assumption and justify your prediction.</w:t>
+      </w:r>
+    </w:p>
+    <w:p>
+      <w:r>
+        <w:t>Save your workbook evidence. At the next review, try a different case before opening your old answer.</w:t>
       </w:r>
     </w:p>
     <w:sectPr>

--- a/downloads/student/ai-2-week-02.docx
+++ b/downloads/student/ai-2-week-02.docx
@@ -4219,6 +4219,210 @@
     <w:p>
       <w:r>
         <w:t>Save your workbook evidence. At the next review, try a different case before opening your old answer.</w:t>
+      </w:r>
+    </w:p>
+    <w:p>
+      <w:pPr>
+        <w:pStyle w:val="Heading1"/>
+      </w:pPr>
+      <w:r>
+        <w:t>17. Supported practice, repair and portfolio</w:t>
+      </w:r>
+    </w:p>
+    <w:p>
+      <w:r>
+        <w:t>Use this supported practice once, in the browser or on paper. Keep the reserved independent assessment for a separate first attempt before teacher feedback.</w:t>
+      </w:r>
+    </w:p>
+    <w:p>
+      <w:r>
+        <w:t>A fictional library computes total spine labels needed for several equal shelves.</w:t>
+      </w:r>
+    </w:p>
+    <w:p>
+      <w:pPr>
+        <w:pStyle w:val="Heading3"/>
+      </w:pPr>
+      <w:r>
+        <w:t>Practice 1: explain the deciding evidence</w:t>
+      </w:r>
+    </w:p>
+    <w:p>
+      <w:r>
+        <w:t>Which labelled step matches this detail? needed receives 24; print(needed) displays 24.</w:t>
+      </w:r>
+    </w:p>
+    <w:p>
+      <w:r>
+        <w:t>1. Function body</w:t>
+      </w:r>
+    </w:p>
+    <w:p>
+      <w:r>
+        <w:t>2. Caller prints</w:t>
+      </w:r>
+    </w:p>
+    <w:p>
+      <w:r>
+        <w:t>3. Call with arguments</w:t>
+      </w:r>
+    </w:p>
+    <w:p>
+      <w:r>
+        <w:t>4. Return value</w:t>
+      </w:r>
+    </w:p>
+    <w:p>
+      <w:pPr>
+        <w:pStyle w:val="Heading3"/>
+      </w:pPr>
+      <w:r>
+        <w:t>My selected conclusion, deciding fact and explanation</w:t>
+      </w:r>
+    </w:p>
+    <w:p>
+      <w:r>
+        <w:t>________________________________________________________________</w:t>
+      </w:r>
+    </w:p>
+    <w:p>
+      <w:r>
+        <w:t>________________________________________________________________</w:t>
+      </w:r>
+    </w:p>
+    <w:p>
+      <w:r>
+        <w:t>________________________________________________________________</w:t>
+      </w:r>
+    </w:p>
+    <w:p>
+      <w:r>
+        <w:t>________________________________________________________________</w:t>
+      </w:r>
+    </w:p>
+    <w:p>
+      <w:r>
+        <w:t>________________________________________________________________</w:t>
+      </w:r>
+    </w:p>
+    <w:p>
+      <w:r>
+        <w:t>Hint if needed: Read the steps in the pictorial case. Match the supplied detail to the stage that performs or records it.</w:t>
+      </w:r>
+    </w:p>
+    <w:p>
+      <w:r>
+        <w:t>After your attempt, compare with the supported explanation: Caller prints needed receives 24; print(needed) displays 24. A function separates one named job from the surrounding program. Arguments supply data for this call; return supplies its result. A print statement in the caller is a different action. Clear parameter names help detect swapping or misusing inputs without assuming every function prints automatically.</w:t>
+      </w:r>
+    </w:p>
+    <w:p>
+      <w:pPr>
+        <w:pStyle w:val="Heading3"/>
+      </w:pPr>
+      <w:r>
+        <w:t>Practice 2: explain the deciding evidence</w:t>
+      </w:r>
+    </w:p>
+    <w:p>
+      <w:r>
+        <w:t>Changed-case practice: Call labels(4,0) instead. Which conclusion is supported by the supplied facts?</w:t>
+      </w:r>
+    </w:p>
+    <w:p>
+      <w:r>
+        <w:t>1. This one example guarantees correct results for every future input.</w:t>
+      </w:r>
+    </w:p>
+    <w:p>
+      <w:r>
+        <w:t>2. We can decide the result without examining the changed input or the procedure.</w:t>
+      </w:r>
+    </w:p>
+    <w:p>
+      <w:r>
+        <w:t>3. The returned result is 0, and the caller prints 0.</w:t>
+      </w:r>
+    </w:p>
+    <w:p>
+      <w:pPr>
+        <w:pStyle w:val="Heading3"/>
+      </w:pPr>
+      <w:r>
+        <w:t>My selected conclusion, deciding fact and explanation</w:t>
+      </w:r>
+    </w:p>
+    <w:p>
+      <w:r>
+        <w:t>________________________________________________________________</w:t>
+      </w:r>
+    </w:p>
+    <w:p>
+      <w:r>
+        <w:t>________________________________________________________________</w:t>
+      </w:r>
+    </w:p>
+    <w:p>
+      <w:r>
+        <w:t>________________________________________________________________</w:t>
+      </w:r>
+    </w:p>
+    <w:p>
+      <w:r>
+        <w:t>________________________________________________________________</w:t>
+      </w:r>
+    </w:p>
+    <w:p>
+      <w:r>
+        <w:t>________________________________________________________________</w:t>
+      </w:r>
+    </w:p>
+    <w:p>
+      <w:r>
+        <w:t>Hint if needed: Use the changed condition and the deciding step in the pictorial trace. The answer must say what follows from those facts.</w:t>
+      </w:r>
+    </w:p>
+    <w:p>
+      <w:r>
+        <w:t>After your attempt, compare with the supported explanation: The returned result is 0, and the caller prints 0. Four shelves times zero labels per shelf is zero.</w:t>
+      </w:r>
+    </w:p>
+    <w:p>
+      <w:pPr>
+        <w:pStyle w:val="Heading3"/>
+      </w:pPr>
+      <w:r>
+        <w:t>Repair a missing building block</w:t>
+      </w:r>
+    </w:p>
+    <w:p>
+      <w:r>
+        <w:t>Review Precision in Algorithms (ai-2/1). Goal: Translate a short paper calculation into a Python script. Short practice: If print(total) moves before total=total+2, what gets printed for the original input?. Return to this week and explain what you changed.</w:t>
+      </w:r>
+    </w:p>
+    <w:p>
+      <w:pPr>
+        <w:pStyle w:val="Heading3"/>
+      </w:pPr>
+      <w:r>
+        <w:t>Predict, run and debug</w:t>
+      </w:r>
+    </w:p>
+    <w:p>
+      <w:r>
+        <w:t>The browser lab lets you edit the supported Python examples already included in this lesson. Predict first, run, inspect the actual output or error, change one input, then run again. Keep code, predictions, actual results and a reasoned revision together. On paper, label your result as a trace rather than an execution.</w:t>
+      </w:r>
+    </w:p>
+    <w:p>
+      <w:pPr>
+        <w:pStyle w:val="Heading3"/>
+      </w:pPr>
+      <w:r>
+        <w:t>Keep your completed work</w:t>
+      </w:r>
+    </w:p>
+    <w:p>
+      <w:r>
+        <w:t>Use Download completed work in the hosted lesson to export your answers, reflections, practice feedback and code-run evidence. Open the HTML copy to read or print it. Drafts stay in this browser when storage is available; clear drafts on a shared device.</w:t>
       </w:r>
     </w:p>
     <w:sectPr>

--- a/downloads/student/ai-2-week-02.docx
+++ b/downloads/student/ai-2-week-02.docx
@@ -42,6 +42,11 @@
       </w:r>
     </w:p>
     <w:p>
+      <w:r>
+        <w:t>Start with the target: Distinguish a function definition from a function call. Try the recall before opening notes.</w:t>
+      </w:r>
+    </w:p>
+    <w:p>
       <w:pPr>
         <w:pStyle w:val="Heading3"/>
       </w:pPr>
@@ -50,18 +55,120 @@
       </w:r>
     </w:p>
     <w:p>
-      <w:r>
-        <w:t>I can distinguish a function definition from a function call.</w:t>
-      </w:r>
-    </w:p>
-    <w:p>
-      <w:r>
-        <w:t>I can match positional arguments to parameters in order.</w:t>
-      </w:r>
-    </w:p>
-    <w:p>
-      <w:r>
-        <w:t>I can reuse one function and test that it uses the supplied values.</w:t>
+      <w:pPr>
+        <w:spacing w:line="336" w:lineRule="auto" w:after="180"/>
+      </w:pPr>
+      <w:r>
+        <w:rPr>
+          <w:b w:val="0"/>
+        </w:rPr>
+        <w:t xml:space="preserve">I can distinguish a </w:t>
+      </w:r>
+      <w:r>
+        <w:rPr>
+          <w:b/>
+        </w:rPr>
+        <w:t>function</w:t>
+      </w:r>
+      <w:r>
+        <w:rPr>
+          <w:b w:val="0"/>
+        </w:rPr>
+        <w:t xml:space="preserve"> </w:t>
+      </w:r>
+      <w:r>
+        <w:rPr>
+          <w:b/>
+        </w:rPr>
+        <w:t>definition</w:t>
+      </w:r>
+      <w:r>
+        <w:rPr>
+          <w:b w:val="0"/>
+        </w:rPr>
+        <w:t xml:space="preserve"> from a </w:t>
+      </w:r>
+      <w:r>
+        <w:rPr>
+          <w:b/>
+        </w:rPr>
+        <w:t>function</w:t>
+      </w:r>
+      <w:r>
+        <w:rPr>
+          <w:b w:val="0"/>
+        </w:rPr>
+        <w:t xml:space="preserve"> </w:t>
+      </w:r>
+      <w:r>
+        <w:rPr>
+          <w:b/>
+        </w:rPr>
+        <w:t>call</w:t>
+      </w:r>
+      <w:r>
+        <w:rPr>
+          <w:b w:val="0"/>
+        </w:rPr>
+        <w:t>.</w:t>
+      </w:r>
+    </w:p>
+    <w:p>
+      <w:pPr>
+        <w:spacing w:line="336" w:lineRule="auto" w:after="180"/>
+      </w:pPr>
+      <w:r>
+        <w:rPr>
+          <w:b w:val="0"/>
+        </w:rPr>
+        <w:t xml:space="preserve">I can match positional </w:t>
+      </w:r>
+      <w:r>
+        <w:rPr>
+          <w:b/>
+        </w:rPr>
+        <w:t>argument</w:t>
+      </w:r>
+      <w:r>
+        <w:rPr>
+          <w:b w:val="0"/>
+        </w:rPr>
+        <w:t xml:space="preserve">s to </w:t>
+      </w:r>
+      <w:r>
+        <w:rPr>
+          <w:b/>
+        </w:rPr>
+        <w:t>parameter</w:t>
+      </w:r>
+      <w:r>
+        <w:rPr>
+          <w:b w:val="0"/>
+        </w:rPr>
+        <w:t>s in order.</w:t>
+      </w:r>
+    </w:p>
+    <w:p>
+      <w:pPr>
+        <w:spacing w:line="336" w:lineRule="auto" w:after="180"/>
+      </w:pPr>
+      <w:r>
+        <w:rPr>
+          <w:b w:val="0"/>
+        </w:rPr>
+        <w:t xml:space="preserve">I can reuse one </w:t>
+      </w:r>
+      <w:r>
+        <w:rPr>
+          <w:b/>
+        </w:rPr>
+        <w:t>function</w:t>
+      </w:r>
+      <w:r>
+        <w:rPr>
+          <w:b w:val="0"/>
+        </w:rPr>
+        <w:t xml:space="preserve"> and test that it uses the supplied values.</w:t>
       </w:r>
     </w:p>
     <w:p>
@@ -73,28 +180,94 @@
       </w:r>
     </w:p>
     <w:p>
-      <w:r>
+      <w:pPr>
+        <w:spacing w:line="336" w:lineRule="auto" w:after="180"/>
+      </w:pPr>
+      <w:r>
+        <w:rPr>
+          <w:b w:val="0"/>
+        </w:rPr>
         <w:t>Close your notes first. A rough first answer helps us choose the right starting point; it is not a score for your ability.</w:t>
       </w:r>
     </w:p>
     <w:p>
-      <w:r>
+      <w:pPr>
+        <w:spacing w:line="336" w:lineRule="auto" w:after="180"/>
+      </w:pPr>
+      <w:r>
+        <w:rPr>
+          <w:b w:val="0"/>
+        </w:rPr>
         <w:t>Without opening the old lesson, explain one key idea from Precision in Algorithms. Give an example and a mistake that the idea helps you avoid.</w:t>
       </w:r>
     </w:p>
     <w:p>
-      <w:r>
-        <w:t>After trying, check the relevant lesson or ask your teacher. Change the part of your explanation that the evidence shows was wrong.</w:t>
-      </w:r>
-    </w:p>
-    <w:p>
-      <w:r>
-        <w:t>Week 2: Decompose a Goal</w:t>
-      </w:r>
-    </w:p>
-    <w:p>
-      <w:r>
-        <w:t>Complex tasks become manageable when divided into testable subproblems.</w:t>
+      <w:pPr>
+        <w:spacing w:line="336" w:lineRule="auto" w:after="180"/>
+      </w:pPr>
+      <w:r>
+        <w:rPr>
+          <w:b w:val="0"/>
+        </w:rPr>
+        <w:t xml:space="preserve">After trying, check the relevant lesson or ask your teacher. Change the part of your explanation that the </w:t>
+      </w:r>
+      <w:r>
+        <w:rPr>
+          <w:b/>
+        </w:rPr>
+        <w:t>evidence</w:t>
+      </w:r>
+      <w:r>
+        <w:rPr>
+          <w:b w:val="0"/>
+        </w:rPr>
+        <w:t xml:space="preserve"> shows was wrong.</w:t>
+      </w:r>
+    </w:p>
+    <w:p>
+      <w:pPr>
+        <w:spacing w:line="336" w:lineRule="auto" w:after="180"/>
+      </w:pPr>
+      <w:r>
+        <w:rPr>
+          <w:b w:val="0"/>
+        </w:rPr>
+        <w:t xml:space="preserve">Week 2: </w:t>
+      </w:r>
+      <w:r>
+        <w:rPr>
+          <w:b/>
+        </w:rPr>
+        <w:t>Decompose</w:t>
+      </w:r>
+      <w:r>
+        <w:rPr>
+          <w:b w:val="0"/>
+        </w:rPr>
+        <w:t xml:space="preserve"> a Goal</w:t>
+      </w:r>
+    </w:p>
+    <w:p>
+      <w:pPr>
+        <w:spacing w:line="336" w:lineRule="auto" w:after="180"/>
+      </w:pPr>
+      <w:r>
+        <w:rPr>
+          <w:b w:val="0"/>
+        </w:rPr>
+        <w:t xml:space="preserve">Complex tasks become manageable when divided into testable </w:t>
+      </w:r>
+      <w:r>
+        <w:rPr>
+          <w:b/>
+        </w:rPr>
+        <w:t>subproblem</w:t>
+      </w:r>
+      <w:r>
+        <w:rPr>
+          <w:b w:val="0"/>
+        </w:rPr>
+        <w:t>s.</w:t>
       </w:r>
     </w:p>
     <w:p>
@@ -134,17 +307,47 @@
       </w:r>
     </w:p>
     <w:p>
-      <w:r>
+      <w:pPr>
+        <w:spacing w:line="336" w:lineRule="auto" w:after="180"/>
+      </w:pPr>
+      <w:r>
+        <w:rPr>
+          <w:b/>
+        </w:rPr>
         <w:t>THINKER MISSION</w:t>
       </w:r>
     </w:p>
     <w:p>
-      <w:r>
-        <w:t>Break a school-morning helper into inputs, decisions, and actions.</w:t>
-      </w:r>
-    </w:p>
-    <w:p>
-      <w:r>
+      <w:pPr>
+        <w:spacing w:line="336" w:lineRule="auto" w:after="180"/>
+      </w:pPr>
+      <w:r>
+        <w:rPr>
+          <w:b w:val="0"/>
+        </w:rPr>
+        <w:t xml:space="preserve">Break a school-morning helper into </w:t>
+      </w:r>
+      <w:r>
+        <w:rPr>
+          <w:b/>
+        </w:rPr>
+        <w:t>input</w:t>
+      </w:r>
+      <w:r>
+        <w:rPr>
+          <w:b w:val="0"/>
+        </w:rPr>
+        <w:t>s, decisions, and actions.</w:t>
+      </w:r>
+    </w:p>
+    <w:p>
+      <w:pPr>
+        <w:spacing w:line="336" w:lineRule="auto" w:after="180"/>
+      </w:pPr>
+      <w:r>
+        <w:rPr>
+          <w:b w:val="0"/>
+        </w:rPr>
         <w:t>Thinker name and date:</w:t>
       </w:r>
     </w:p>
@@ -190,7 +393,14 @@
       </w:r>
     </w:p>
     <w:p>
-      <w:r>
+      <w:pPr>
+        <w:spacing w:line="336" w:lineRule="auto" w:after="180"/>
+        <w:shd w:fill="F5F1FB"/>
+      </w:pPr>
+      <w:r>
+        <w:rPr>
+          <w:b w:val="0"/>
+        </w:rPr>
         <w:t>A script sets capacity = 12 and used = 4. What does print(capacity - used) display?</w:t>
       </w:r>
     </w:p>
@@ -203,8 +413,50 @@
       </w:r>
     </w:p>
     <w:p>
-      <w:r>
-        <w:t>By the end, I can decompose a calculation into a function with explicit arguments and a returned result.</w:t>
+      <w:pPr>
+        <w:spacing w:line="336" w:lineRule="auto" w:after="180"/>
+      </w:pPr>
+      <w:r>
+        <w:rPr>
+          <w:b w:val="0"/>
+        </w:rPr>
+        <w:t xml:space="preserve">By the end, I can </w:t>
+      </w:r>
+      <w:r>
+        <w:rPr>
+          <w:b/>
+        </w:rPr>
+        <w:t>decompose</w:t>
+      </w:r>
+      <w:r>
+        <w:rPr>
+          <w:b w:val="0"/>
+        </w:rPr>
+        <w:t xml:space="preserve"> a calculation into a </w:t>
+      </w:r>
+      <w:r>
+        <w:rPr>
+          <w:b/>
+        </w:rPr>
+        <w:t>function</w:t>
+      </w:r>
+      <w:r>
+        <w:rPr>
+          <w:b w:val="0"/>
+        </w:rPr>
+        <w:t xml:space="preserve"> with explicit </w:t>
+      </w:r>
+      <w:r>
+        <w:rPr>
+          <w:b/>
+        </w:rPr>
+        <w:t>argument</w:t>
+      </w:r>
+      <w:r>
+        <w:rPr>
+          <w:b w:val="0"/>
+        </w:rPr>
+        <w:t>s and a returned result.</w:t>
       </w:r>
     </w:p>
     <w:p>
@@ -217,17 +469,52 @@
     </w:p>
     <w:p>
       <w:r>
+        <w:t>Investigate the supplied Decompose a Goal case. Separate observations, given facts and assumptions before choosing an explanation.</w:t>
+      </w:r>
+    </w:p>
+    <w:p>
+      <w:pPr>
+        <w:spacing w:line="336" w:lineRule="auto" w:after="180"/>
+      </w:pPr>
+      <w:r>
+        <w:rPr>
+          <w:b/>
+        </w:rPr>
         <w:t>PICTURE STORY</w:t>
       </w:r>
     </w:p>
     <w:p>
-      <w:r>
+      <w:pPr>
+        <w:spacing w:line="336" w:lineRule="auto" w:after="180"/>
+      </w:pPr>
+      <w:r>
+        <w:rPr>
+          <w:b w:val="0"/>
+        </w:rPr>
         <w:t>Notice → Predict → Explain</w:t>
       </w:r>
     </w:p>
     <w:p>
-      <w:r>
-        <w:t>Begin with visible evidence. Do not explain more than the picture and information support.</w:t>
+      <w:pPr>
+        <w:spacing w:line="336" w:lineRule="auto" w:after="180"/>
+      </w:pPr>
+      <w:r>
+        <w:rPr>
+          <w:b w:val="0"/>
+        </w:rPr>
+        <w:t xml:space="preserve">Begin with visible </w:t>
+      </w:r>
+      <w:r>
+        <w:rPr>
+          <w:b/>
+        </w:rPr>
+        <w:t>evidence</w:t>
+      </w:r>
+      <w:r>
+        <w:rPr>
+          <w:b w:val="0"/>
+        </w:rPr>
+        <w:t>. Do not explain more than the picture and information support.</w:t>
       </w:r>
     </w:p>
     <w:p>
@@ -267,18 +554,82 @@
       </w:r>
     </w:p>
     <w:p>
-      <w:r>
+      <w:pPr>
+        <w:pStyle w:val="Heading3"/>
+      </w:pPr>
+      <w:r>
+        <w:t>Start with this puzzle</w:t>
+      </w:r>
+    </w:p>
+    <w:p>
+      <w:pPr>
+        <w:spacing w:line="336" w:lineRule="auto" w:after="180"/>
+        <w:shd w:fill="F1F6FC"/>
+      </w:pPr>
+      <w:r>
+        <w:rPr>
+          <w:b w:val="0"/>
+        </w:rPr>
         <w:t>MYSTERY</w:t>
       </w:r>
     </w:p>
     <w:p>
-      <w:r>
-        <w:t>The learners must use decompose a goal to solve a problem. What information do they have? What decision or calculation do they make? What would count as evidence that it worked?</w:t>
-      </w:r>
-    </w:p>
-    <w:p>
-      <w:r>
-        <w:t>Three observations (what you can point to):</w:t>
+      <w:pPr>
+        <w:spacing w:line="336" w:lineRule="auto" w:after="180"/>
+        <w:shd w:fill="F5F1FB"/>
+      </w:pPr>
+      <w:r>
+        <w:rPr>
+          <w:b w:val="0"/>
+        </w:rPr>
+        <w:t xml:space="preserve">The learners must use </w:t>
+      </w:r>
+      <w:r>
+        <w:rPr>
+          <w:b/>
+        </w:rPr>
+        <w:t>decompose</w:t>
+      </w:r>
+      <w:r>
+        <w:rPr>
+          <w:b w:val="0"/>
+        </w:rPr>
+        <w:t xml:space="preserve"> a goal to solve a problem. What information do they have? What decision or calculation do they make? What would count as </w:t>
+      </w:r>
+      <w:r>
+        <w:rPr>
+          <w:b/>
+        </w:rPr>
+        <w:t>evidence</w:t>
+      </w:r>
+      <w:r>
+        <w:rPr>
+          <w:b w:val="0"/>
+        </w:rPr>
+        <w:t xml:space="preserve"> that it worked?</w:t>
+      </w:r>
+    </w:p>
+    <w:p>
+      <w:pPr>
+        <w:spacing w:line="336" w:lineRule="auto" w:after="180"/>
+      </w:pPr>
+      <w:r>
+        <w:rPr>
+          <w:b w:val="0"/>
+        </w:rPr>
+        <w:t xml:space="preserve">Three </w:t>
+      </w:r>
+      <w:r>
+        <w:rPr>
+          <w:b/>
+        </w:rPr>
+        <w:t>observation</w:t>
+      </w:r>
+      <w:r>
+        <w:rPr>
+          <w:b w:val="0"/>
+        </w:rPr>
+        <w:t>s (what you can point to):</w:t>
       </w:r>
     </w:p>
     <w:p>
@@ -315,8 +666,26 @@
       </w:r>
     </w:p>
     <w:p>
-      <w:r>
-        <w:t>My prediction and the clue supporting it:</w:t>
+      <w:pPr>
+        <w:spacing w:line="336" w:lineRule="auto" w:after="180"/>
+      </w:pPr>
+      <w:r>
+        <w:rPr>
+          <w:b w:val="0"/>
+        </w:rPr>
+        <w:t xml:space="preserve">My </w:t>
+      </w:r>
+      <w:r>
+        <w:rPr>
+          <w:b/>
+        </w:rPr>
+        <w:t>prediction</w:t>
+      </w:r>
+      <w:r>
+        <w:rPr>
+          <w:b w:val="0"/>
+        </w:rPr>
+        <w:t xml:space="preserve"> and the clue supporting it:</w:t>
       </w:r>
     </w:p>
     <w:p>
@@ -361,13 +730,107 @@
       </w:r>
     </w:p>
     <w:p>
-      <w:r>
-        <w:t>A fictional supply cupboard records capacity and the number of occupied spaces. The remaining-space calculation is capacity minus used. Instead of copying the same instructions for every cupboard, define one function and call it with different values. A function makes a procedure reusable; its name alone does not guarantee that its instructions are correct.</w:t>
-      </w:r>
-    </w:p>
-    <w:p>
-      <w:r>
-        <w:t>Our input contract requires nonnegative integer counts with used no greater than capacity. The example assumes these conditions; it does not validate them. This week the function prints its result. Week 9 will show how to return a value for later calculations.</w:t>
+      <w:pPr>
+        <w:spacing w:line="336" w:lineRule="auto" w:after="180"/>
+      </w:pPr>
+      <w:r>
+        <w:rPr>
+          <w:b w:val="0"/>
+        </w:rPr>
+        <w:t>A fictional supply cupboard records capacity and the number of occupied spaces. The remaining-space calculation is capacity minus used.</w:t>
+      </w:r>
+    </w:p>
+    <w:p>
+      <w:pPr>
+        <w:spacing w:line="336" w:lineRule="auto" w:after="180"/>
+      </w:pPr>
+      <w:r>
+        <w:rPr>
+          <w:b w:val="0"/>
+        </w:rPr>
+        <w:t xml:space="preserve">Instead of copying the same instructions for every cupboard, define one </w:t>
+      </w:r>
+      <w:r>
+        <w:rPr>
+          <w:b/>
+        </w:rPr>
+        <w:t>function</w:t>
+      </w:r>
+      <w:r>
+        <w:rPr>
+          <w:b w:val="0"/>
+        </w:rPr>
+        <w:t xml:space="preserve"> and </w:t>
+      </w:r>
+      <w:r>
+        <w:rPr>
+          <w:b/>
+        </w:rPr>
+        <w:t>call</w:t>
+      </w:r>
+      <w:r>
+        <w:rPr>
+          <w:b w:val="0"/>
+        </w:rPr>
+        <w:t xml:space="preserve"> it with different values. A </w:t>
+      </w:r>
+      <w:r>
+        <w:rPr>
+          <w:b/>
+        </w:rPr>
+        <w:t>function</w:t>
+      </w:r>
+      <w:r>
+        <w:rPr>
+          <w:b w:val="0"/>
+        </w:rPr>
+        <w:t xml:space="preserve"> makes a procedure reusable; its name alone does not guarantee that its instructions are correct.</w:t>
+      </w:r>
+    </w:p>
+    <w:p>
+      <w:pPr>
+        <w:spacing w:line="336" w:lineRule="auto" w:after="180"/>
+      </w:pPr>
+      <w:r>
+        <w:rPr>
+          <w:b w:val="0"/>
+        </w:rPr>
+        <w:t xml:space="preserve">Our </w:t>
+      </w:r>
+      <w:r>
+        <w:rPr>
+          <w:b/>
+        </w:rPr>
+        <w:t>input</w:t>
+      </w:r>
+      <w:r>
+        <w:rPr>
+          <w:b w:val="0"/>
+        </w:rPr>
+        <w:t xml:space="preserve"> contract requires nonnegative integer counts with used no greater than capacity. The example assumes these conditions; it does not validate them. This week the </w:t>
+      </w:r>
+      <w:r>
+        <w:rPr>
+          <w:b/>
+        </w:rPr>
+        <w:t>function</w:t>
+      </w:r>
+      <w:r>
+        <w:rPr>
+          <w:b w:val="0"/>
+        </w:rPr>
+        <w:t xml:space="preserve"> prints its result.</w:t>
+      </w:r>
+    </w:p>
+    <w:p>
+      <w:pPr>
+        <w:spacing w:line="336" w:lineRule="auto" w:after="180"/>
+      </w:pPr>
+      <w:r>
+        <w:rPr>
+          <w:b w:val="0"/>
+        </w:rPr>
+        <w:t>Week 9 will show how to return a value for later calculations.</w:t>
       </w:r>
     </w:p>
     <w:p>
@@ -380,16 +843,69 @@
     </w:p>
     <w:p>
       <w:r>
-        <w:t>VISUAL MECHANISM</w:t>
-      </w:r>
-    </w:p>
-    <w:p>
-      <w:r>
-        <w:t>Input → Process → Output</w:t>
-      </w:r>
-    </w:p>
-    <w:p>
-      <w:r>
+        <w:t>Follow the mechanism for Decompose a Goal. Connect each labelled input, deciding step and result.</w:t>
+      </w:r>
+    </w:p>
+    <w:p>
+      <w:pPr>
+        <w:spacing w:line="336" w:lineRule="auto" w:after="180"/>
+      </w:pPr>
+      <w:r>
+        <w:rPr>
+          <w:b/>
+        </w:rPr>
+        <w:t xml:space="preserve">VISUAL </w:t>
+      </w:r>
+      <w:r>
+        <w:rPr>
+          <w:b/>
+        </w:rPr>
+        <w:t>MECHANISM</w:t>
+      </w:r>
+    </w:p>
+    <w:p>
+      <w:pPr>
+        <w:spacing w:line="336" w:lineRule="auto" w:after="180"/>
+      </w:pPr>
+      <w:r>
+        <w:rPr>
+          <w:b/>
+        </w:rPr>
+        <w:t>Input</w:t>
+      </w:r>
+      <w:r>
+        <w:rPr>
+          <w:b w:val="0"/>
+        </w:rPr>
+        <w:t xml:space="preserve"> → </w:t>
+      </w:r>
+      <w:r>
+        <w:rPr>
+          <w:b/>
+        </w:rPr>
+        <w:t>Process</w:t>
+      </w:r>
+      <w:r>
+        <w:rPr>
+          <w:b w:val="0"/>
+        </w:rPr>
+        <w:t xml:space="preserve"> → </w:t>
+      </w:r>
+      <w:r>
+        <w:rPr>
+          <w:b/>
+        </w:rPr>
+        <w:t>Output</w:t>
+      </w:r>
+    </w:p>
+    <w:p>
+      <w:pPr>
+        <w:spacing w:line="336" w:lineRule="auto" w:after="180"/>
+      </w:pPr>
+      <w:r>
+        <w:rPr>
+          <w:b w:val="0"/>
+        </w:rPr>
         <w:t>Trace the information. At each stage, ask what changed and how you could test it.</w:t>
       </w:r>
     </w:p>
@@ -430,7 +946,13 @@
       </w:r>
     </w:p>
     <w:p>
-      <w:r>
+      <w:pPr>
+        <w:spacing w:line="336" w:lineRule="auto" w:after="180"/>
+      </w:pPr>
+      <w:r>
+        <w:rPr>
+          <w:b w:val="0"/>
+        </w:rPr>
         <w:t>↓</w:t>
       </w:r>
     </w:p>
@@ -471,7 +993,13 @@
       </w:r>
     </w:p>
     <w:p>
-      <w:r>
+      <w:pPr>
+        <w:spacing w:line="336" w:lineRule="auto" w:after="180"/>
+      </w:pPr>
+      <w:r>
+        <w:rPr>
+          <w:b w:val="0"/>
+        </w:rPr>
         <w:t>↓</w:t>
       </w:r>
     </w:p>
@@ -512,7 +1040,13 @@
       </w:r>
     </w:p>
     <w:p>
-      <w:r>
+      <w:pPr>
+        <w:spacing w:line="336" w:lineRule="auto" w:after="180"/>
+      </w:pPr>
+      <w:r>
+        <w:rPr>
+          <w:b w:val="0"/>
+        </w:rPr>
         <w:t>Which stage could fail even when the other two are correct? Explain:</w:t>
       </w:r>
     </w:p>
@@ -700,8 +1234,97 @@
       </w:r>
     </w:p>
     <w:p>
-      <w:r>
-        <w:t>def introduces the definition. The function name is followed by parameter names in parentheses and a colon. Four-space indentation marks the body. Executing the definition creates the function but does not run its body. The two unindented calls then run it, producing 8 and 3 on separate lines. A blank line helps readability; indentation determines the block.</w:t>
+      <w:pPr>
+        <w:spacing w:line="336" w:lineRule="auto" w:after="180"/>
+      </w:pPr>
+      <w:r>
+        <w:rPr>
+          <w:b w:val="0"/>
+        </w:rPr>
+        <w:t xml:space="preserve">def introduces the </w:t>
+      </w:r>
+      <w:r>
+        <w:rPr>
+          <w:b/>
+        </w:rPr>
+        <w:t>definition</w:t>
+      </w:r>
+      <w:r>
+        <w:rPr>
+          <w:b w:val="0"/>
+        </w:rPr>
+        <w:t xml:space="preserve">. The </w:t>
+      </w:r>
+      <w:r>
+        <w:rPr>
+          <w:b/>
+        </w:rPr>
+        <w:t>function</w:t>
+      </w:r>
+      <w:r>
+        <w:rPr>
+          <w:b w:val="0"/>
+        </w:rPr>
+        <w:t xml:space="preserve"> name is followed by </w:t>
+      </w:r>
+      <w:r>
+        <w:rPr>
+          <w:b/>
+        </w:rPr>
+        <w:t>parameter</w:t>
+      </w:r>
+      <w:r>
+        <w:rPr>
+          <w:b w:val="0"/>
+        </w:rPr>
+        <w:t xml:space="preserve"> names in parentheses and a colon. Four-space indentation marks the body. Executing the </w:t>
+      </w:r>
+      <w:r>
+        <w:rPr>
+          <w:b/>
+        </w:rPr>
+        <w:t>definition</w:t>
+      </w:r>
+      <w:r>
+        <w:rPr>
+          <w:b w:val="0"/>
+        </w:rPr>
+        <w:t xml:space="preserve"> creates the </w:t>
+      </w:r>
+      <w:r>
+        <w:rPr>
+          <w:b/>
+        </w:rPr>
+        <w:t>function</w:t>
+      </w:r>
+      <w:r>
+        <w:rPr>
+          <w:b w:val="0"/>
+        </w:rPr>
+        <w:t xml:space="preserve"> but does not run its body.</w:t>
+      </w:r>
+    </w:p>
+    <w:p>
+      <w:pPr>
+        <w:spacing w:line="336" w:lineRule="auto" w:after="180"/>
+      </w:pPr>
+      <w:r>
+        <w:rPr>
+          <w:b w:val="0"/>
+        </w:rPr>
+        <w:t xml:space="preserve">The two unindented </w:t>
+      </w:r>
+      <w:r>
+        <w:rPr>
+          <w:b/>
+        </w:rPr>
+        <w:t>call</w:t>
+      </w:r>
+      <w:r>
+        <w:rPr>
+          <w:b w:val="0"/>
+        </w:rPr>
+        <w:t>s then run it, producing 8 and 3 on separate lines. A blank line helps readability; indentation determines the block.</w:t>
       </w:r>
     </w:p>
     <w:p>
@@ -713,8 +1336,26 @@
       </w:r>
     </w:p>
     <w:p>
-      <w:r>
-        <w:t>Point to the input, the deciding step and the result in this week’s visual. Explain the same step in ordinary words. A picture helps when you can say what each part represents.</w:t>
+      <w:pPr>
+        <w:spacing w:line="336" w:lineRule="auto" w:after="180"/>
+      </w:pPr>
+      <w:r>
+        <w:rPr>
+          <w:b w:val="0"/>
+        </w:rPr>
+        <w:t xml:space="preserve">Point to the </w:t>
+      </w:r>
+      <w:r>
+        <w:rPr>
+          <w:b/>
+        </w:rPr>
+        <w:t>input</w:t>
+      </w:r>
+      <w:r>
+        <w:rPr>
+          <w:b w:val="0"/>
+        </w:rPr>
+        <w:t>, the deciding step and the result in this week’s visual. Explain the same step in ordinary words. A picture helps when you can say what each part represents.</w:t>
       </w:r>
     </w:p>
     <w:p>
@@ -727,16 +1368,54 @@
     </w:p>
     <w:p>
       <w:r>
+        <w:t>Compare the supplied cases for Decompose a Goal. Identify the detail that changes the conclusion.</w:t>
+      </w:r>
+    </w:p>
+    <w:p>
+      <w:pPr>
+        <w:pStyle w:val="Heading3"/>
+      </w:pPr>
+      <w:r>
+        <w:t>The case to investigate</w:t>
+      </w:r>
+    </w:p>
+    <w:p>
+      <w:pPr>
+        <w:spacing w:line="336" w:lineRule="auto" w:after="180"/>
+        <w:shd w:fill="F1F6FC"/>
+      </w:pPr>
+      <w:r>
+        <w:rPr>
+          <w:b w:val="0"/>
+        </w:rPr>
         <w:t>CASE GALLERY</w:t>
       </w:r>
     </w:p>
     <w:p>
-      <w:r>
-        <w:t>Four Tests, Four Kinds of Evidence</w:t>
-      </w:r>
-    </w:p>
-    <w:p>
-      <w:r>
+      <w:pPr>
+        <w:spacing w:line="336" w:lineRule="auto" w:after="180"/>
+      </w:pPr>
+      <w:r>
+        <w:rPr>
+          <w:b w:val="0"/>
+        </w:rPr>
+        <w:t xml:space="preserve">Four Tests, Four Kinds of </w:t>
+      </w:r>
+      <w:r>
+        <w:rPr>
+          <w:b/>
+        </w:rPr>
+        <w:t>Evidence</w:t>
+      </w:r>
+    </w:p>
+    <w:p>
+      <w:pPr>
+        <w:spacing w:line="336" w:lineRule="auto" w:after="180"/>
+      </w:pPr>
+      <w:r>
+        <w:rPr>
+          <w:b w:val="0"/>
+        </w:rPr>
         <w:t>A system is not understood until it survives more than one comfortable example.</w:t>
       </w:r>
     </w:p>
@@ -813,8 +1492,47 @@
       </w:r>
     </w:p>
     <w:p>
-      <w:r>
-        <w:t>NORMAL CASE: predict and name evidence.     BOUNDARY CASE: predict and name evidence.</w:t>
+      <w:pPr>
+        <w:pStyle w:val="Heading3"/>
+      </w:pPr>
+      <w:r>
+        <w:t>The normal case</w:t>
+      </w:r>
+    </w:p>
+    <w:p>
+      <w:pPr>
+        <w:spacing w:line="336" w:lineRule="auto" w:after="180"/>
+        <w:shd w:fill="F1F6FC"/>
+      </w:pPr>
+      <w:r>
+        <w:rPr>
+          <w:b w:val="0"/>
+        </w:rPr>
+        <w:t xml:space="preserve">NORMAL CASE: predict and name </w:t>
+      </w:r>
+      <w:r>
+        <w:rPr>
+          <w:b/>
+        </w:rPr>
+        <w:t>evidence</w:t>
+      </w:r>
+      <w:r>
+        <w:rPr>
+          <w:b w:val="0"/>
+        </w:rPr>
+        <w:t xml:space="preserve">.     BOUNDARY CASE: predict and name </w:t>
+      </w:r>
+      <w:r>
+        <w:rPr>
+          <w:b/>
+        </w:rPr>
+        <w:t>evidence</w:t>
+      </w:r>
+      <w:r>
+        <w:rPr>
+          <w:b w:val="0"/>
+        </w:rPr>
+        <w:t>.</w:t>
       </w:r>
     </w:p>
     <w:p>
@@ -890,12 +1608,58 @@
       </w:r>
     </w:p>
     <w:p>
-      <w:r>
-        <w:t>MISSING INFORMATION: predict and name evidence.     TRANSFER CASE: predict and name evidence.</w:t>
-      </w:r>
-    </w:p>
-    <w:p>
-      <w:r>
+      <w:pPr>
+        <w:pStyle w:val="Heading3"/>
+      </w:pPr>
+      <w:r>
+        <w:t>Check missing information</w:t>
+      </w:r>
+    </w:p>
+    <w:p>
+      <w:pPr>
+        <w:spacing w:line="336" w:lineRule="auto" w:after="180"/>
+        <w:shd w:fill="FFF5E6"/>
+      </w:pPr>
+      <w:r>
+        <w:rPr>
+          <w:b w:val="0"/>
+        </w:rPr>
+        <w:t xml:space="preserve">MISSING INFORMATION: predict and name </w:t>
+      </w:r>
+      <w:r>
+        <w:rPr>
+          <w:b/>
+        </w:rPr>
+        <w:t>evidence</w:t>
+      </w:r>
+      <w:r>
+        <w:rPr>
+          <w:b w:val="0"/>
+        </w:rPr>
+        <w:t xml:space="preserve">.     TRANSFER CASE: predict and name </w:t>
+      </w:r>
+      <w:r>
+        <w:rPr>
+          <w:b/>
+        </w:rPr>
+        <w:t>evidence</w:t>
+      </w:r>
+      <w:r>
+        <w:rPr>
+          <w:b w:val="0"/>
+        </w:rPr>
+        <w:t>.</w:t>
+      </w:r>
+    </w:p>
+    <w:p>
+      <w:pPr>
+        <w:spacing w:line="336" w:lineRule="auto" w:after="180"/>
+        <w:shd w:fill="F5F1FB"/>
+      </w:pPr>
+      <w:r>
+        <w:rPr>
+          <w:b w:val="0"/>
+        </w:rPr>
         <w:t>Which case is most likely to reveal a hidden assumption? Why?</w:t>
       </w:r>
     </w:p>
@@ -941,17 +1705,92 @@
       </w:r>
     </w:p>
     <w:p>
-      <w:r>
-        <w:t>Change: Call labels(4,0) instead.</w:t>
-      </w:r>
-    </w:p>
-    <w:p>
-      <w:r>
-        <w:t>Prediction: The returned result is 0, and the caller prints 0.</w:t>
-      </w:r>
-    </w:p>
-    <w:p>
-      <w:r>
+      <w:pPr>
+        <w:pStyle w:val="Heading3"/>
+      </w:pPr>
+      <w:r>
+        <w:t>Change one thing</w:t>
+      </w:r>
+    </w:p>
+    <w:p>
+      <w:pPr>
+        <w:spacing w:line="336" w:lineRule="auto" w:after="180"/>
+        <w:shd w:fill="F5F1FB"/>
+      </w:pPr>
+      <w:r>
+        <w:rPr>
+          <w:b w:val="0"/>
+        </w:rPr>
+        <w:t xml:space="preserve">Change: </w:t>
+      </w:r>
+      <w:r>
+        <w:rPr>
+          <w:b/>
+        </w:rPr>
+        <w:t>Call</w:t>
+      </w:r>
+      <w:r>
+        <w:rPr>
+          <w:b w:val="0"/>
+        </w:rPr>
+        <w:t xml:space="preserve"> labels(4,0) instead.</w:t>
+      </w:r>
+    </w:p>
+    <w:p>
+      <w:pPr>
+        <w:pStyle w:val="Heading3"/>
+      </w:pPr>
+      <w:r>
+        <w:t>Predicted result</w:t>
+      </w:r>
+    </w:p>
+    <w:p>
+      <w:pPr>
+        <w:spacing w:line="336" w:lineRule="auto" w:after="180"/>
+        <w:shd w:fill="F1F6FC"/>
+      </w:pPr>
+      <w:r>
+        <w:rPr>
+          <w:b/>
+        </w:rPr>
+        <w:t>Prediction</w:t>
+      </w:r>
+      <w:r>
+        <w:rPr>
+          <w:b w:val="0"/>
+        </w:rPr>
+        <w:t xml:space="preserve">: The returned result is 0, and the </w:t>
+      </w:r>
+      <w:r>
+        <w:rPr>
+          <w:b/>
+        </w:rPr>
+        <w:t>call</w:t>
+      </w:r>
+      <w:r>
+        <w:rPr>
+          <w:b w:val="0"/>
+        </w:rPr>
+        <w:t>er prints 0.</w:t>
+      </w:r>
+    </w:p>
+    <w:p>
+      <w:pPr>
+        <w:pStyle w:val="Heading3"/>
+      </w:pPr>
+      <w:r>
+        <w:t>Why the result follows</w:t>
+      </w:r>
+    </w:p>
+    <w:p>
+      <w:pPr>
+        <w:spacing w:line="336" w:lineRule="auto" w:after="180"/>
+        <w:shd w:fill="F1F6FC"/>
+      </w:pPr>
+      <w:r>
+        <w:rPr>
+          <w:b w:val="0"/>
+        </w:rPr>
         <w:t>Reason: Four shelves times zero labels per shelf is zero.</w:t>
       </w:r>
     </w:p>
@@ -965,17 +1804,52 @@
     </w:p>
     <w:p>
       <w:r>
+        <w:t>Use the vocabulary of Decompose a Goal to explain a concrete decision, rather than only memorising definitions.</w:t>
+      </w:r>
+    </w:p>
+    <w:p>
+      <w:pPr>
+        <w:spacing w:line="336" w:lineRule="auto" w:after="180"/>
+      </w:pPr>
+      <w:r>
+        <w:rPr>
+          <w:b/>
+        </w:rPr>
         <w:t>VOCABULARY LAB</w:t>
       </w:r>
     </w:p>
     <w:p>
-      <w:r>
+      <w:pPr>
+        <w:spacing w:line="336" w:lineRule="auto" w:after="180"/>
+      </w:pPr>
+      <w:r>
+        <w:rPr>
+          <w:b w:val="0"/>
+        </w:rPr>
         <w:t>Words You Can Use to Reason</w:t>
       </w:r>
     </w:p>
     <w:p>
-      <w:r>
-        <w:t>A definition matters when you can recognize the idea, use it, and contrast it with a near-miss.</w:t>
+      <w:pPr>
+        <w:spacing w:line="336" w:lineRule="auto" w:after="180"/>
+      </w:pPr>
+      <w:r>
+        <w:rPr>
+          <w:b w:val="0"/>
+        </w:rPr>
+        <w:t xml:space="preserve">A </w:t>
+      </w:r>
+      <w:r>
+        <w:rPr>
+          <w:b/>
+        </w:rPr>
+        <w:t>definition</w:t>
+      </w:r>
+      <w:r>
+        <w:rPr>
+          <w:b w:val="0"/>
+        </w:rPr>
+        <w:t xml:space="preserve"> matters when you can recognize the idea, use it, and contrast it with a near-miss.</w:t>
       </w:r>
     </w:p>
     <w:p>
@@ -1453,17 +2327,58 @@
     </w:p>
     <w:p>
       <w:r>
-        <w:t>WORKED EVIDENCE</w:t>
-      </w:r>
-    </w:p>
-    <w:p>
-      <w:r>
+        <w:t>Follow the worked trace for Decompose a Goal, predict a step, then compare with its explanation.</w:t>
+      </w:r>
+    </w:p>
+    <w:p>
+      <w:pPr>
+        <w:spacing w:line="336" w:lineRule="auto" w:after="180"/>
+      </w:pPr>
+      <w:r>
+        <w:rPr>
+          <w:b/>
+        </w:rPr>
+        <w:t xml:space="preserve">WORKED </w:t>
+      </w:r>
+      <w:r>
+        <w:rPr>
+          <w:b/>
+        </w:rPr>
+        <w:t>EVIDENCE</w:t>
+      </w:r>
+    </w:p>
+    <w:p>
+      <w:pPr>
+        <w:spacing w:line="336" w:lineRule="auto" w:after="180"/>
+      </w:pPr>
+      <w:r>
+        <w:rPr>
+          <w:b w:val="0"/>
+        </w:rPr>
         <w:t>Reason Step by Step</w:t>
       </w:r>
     </w:p>
     <w:p>
-      <w:r>
-        <w:t>Predict first. Then check each step. A correct answer without visible reasoning is incomplete evidence.</w:t>
+      <w:pPr>
+        <w:spacing w:line="336" w:lineRule="auto" w:after="180"/>
+      </w:pPr>
+      <w:r>
+        <w:rPr>
+          <w:b w:val="0"/>
+        </w:rPr>
+        <w:t xml:space="preserve">Predict first. Then check each step. A correct answer without visible reasoning is incomplete </w:t>
+      </w:r>
+      <w:r>
+        <w:rPr>
+          <w:b/>
+        </w:rPr>
+        <w:t>evidence</w:t>
+      </w:r>
+      <w:r>
+        <w:rPr>
+          <w:b w:val="0"/>
+        </w:rPr>
+        <w:t>.</w:t>
       </w:r>
     </w:p>
     <w:p>
@@ -1503,27 +2418,73 @@
       </w:r>
     </w:p>
     <w:p>
-      <w:r>
+      <w:pPr>
+        <w:spacing w:line="336" w:lineRule="auto" w:after="180"/>
+        <w:shd w:fill="F4F9FC"/>
+      </w:pPr>
+      <w:r>
+        <w:rPr>
+          <w:b w:val="0"/>
+        </w:rPr>
         <w:t>1. Goal: help a learner leave home ready.</w:t>
       </w:r>
     </w:p>
     <w:p>
-      <w:r>
+      <w:pPr>
+        <w:spacing w:line="336" w:lineRule="auto" w:after="180"/>
+        <w:shd w:fill="F4F9FC"/>
+      </w:pPr>
+      <w:r>
+        <w:rPr>
+          <w:b w:val="0"/>
+        </w:rPr>
         <w:t>2. Parts: check time; check weather; check bag; choose reminder.</w:t>
       </w:r>
     </w:p>
     <w:p>
-      <w:r>
-        <w:t>3. Dependency: weather must be known before the clothing suggestion.</w:t>
-      </w:r>
-    </w:p>
-    <w:p>
-      <w:r>
+      <w:pPr>
+        <w:spacing w:line="336" w:lineRule="auto" w:after="180"/>
+        <w:shd w:fill="F4F9FC"/>
+      </w:pPr>
+      <w:r>
+        <w:rPr>
+          <w:b w:val="0"/>
+        </w:rPr>
+        <w:t xml:space="preserve">3. </w:t>
+      </w:r>
+      <w:r>
+        <w:rPr>
+          <w:b/>
+        </w:rPr>
+        <w:t>Dependency</w:t>
+      </w:r>
+      <w:r>
+        <w:rPr>
+          <w:b w:val="0"/>
+        </w:rPr>
+        <w:t>: weather must be known before the clothing suggestion.</w:t>
+      </w:r>
+    </w:p>
+    <w:p>
+      <w:pPr>
+        <w:spacing w:line="336" w:lineRule="auto" w:after="180"/>
+        <w:shd w:fill="F4F9FC"/>
+      </w:pPr>
+      <w:r>
+        <w:rPr>
+          <w:b w:val="0"/>
+        </w:rPr>
         <w:t>4. Test each part separately, then test the whole flow.</w:t>
       </w:r>
     </w:p>
     <w:p>
-      <w:r>
+      <w:pPr>
+        <w:spacing w:line="336" w:lineRule="auto" w:after="180"/>
+      </w:pPr>
+      <w:r>
+        <w:rPr>
+          <w:b w:val="0"/>
+        </w:rPr>
         <w:t>Recalculate, retrace, or restate the reasoning in your own representation:</w:t>
       </w:r>
     </w:p>
@@ -1561,8 +2522,27 @@
       </w:r>
     </w:p>
     <w:p>
-      <w:r>
-        <w:t>CHECK  Did the evidence answer the exact question? Did the total, path, or source record stay consistent?</w:t>
+      <w:pPr>
+        <w:spacing w:line="336" w:lineRule="auto" w:after="180"/>
+        <w:shd w:fill="F5F1FB"/>
+      </w:pPr>
+      <w:r>
+        <w:rPr>
+          <w:b w:val="0"/>
+        </w:rPr>
+        <w:t xml:space="preserve">CHECK  Did the </w:t>
+      </w:r>
+      <w:r>
+        <w:rPr>
+          <w:b/>
+        </w:rPr>
+        <w:t>evidence</w:t>
+      </w:r>
+      <w:r>
+        <w:rPr>
+          <w:b w:val="0"/>
+        </w:rPr>
+        <w:t xml:space="preserve"> answer the exact question? Did the total, path, or source record stay consistent?</w:t>
       </w:r>
     </w:p>
     <w:p>
@@ -1698,15 +2678,114 @@
       </w:tr>
     </w:tbl>
     <w:p>
-      <w:r>
-        <w:t>In show_remaining(12, 4), 12 and 4 are arguments; capacity and used are parameters. Positional arguments match from left to right. show_remaining(4, 12) produces -8, showing why order matters; it also violates our written input contract. Use a fresh file with the definition before its calls.</w:t>
-      </w:r>
-    </w:p>
-    <w:p>
       <w:pPr>
         <w:pStyle w:val="Heading3"/>
       </w:pPr>
       <w:r>
+        <w:t>Worked explanation · Decompose a Goal</w:t>
+      </w:r>
+    </w:p>
+    <w:p>
+      <w:pPr>
+        <w:spacing w:line="336" w:lineRule="auto" w:after="180"/>
+        <w:shd w:fill="F1F6FC"/>
+      </w:pPr>
+      <w:r>
+        <w:rPr>
+          <w:b w:val="0"/>
+        </w:rPr>
+        <w:t xml:space="preserve">In show_remaining(12, 4), 12 and 4 are </w:t>
+      </w:r>
+      <w:r>
+        <w:rPr>
+          <w:b/>
+        </w:rPr>
+        <w:t>argument</w:t>
+      </w:r>
+      <w:r>
+        <w:rPr>
+          <w:b w:val="0"/>
+        </w:rPr>
+        <w:t xml:space="preserve">s; capacity and used are </w:t>
+      </w:r>
+      <w:r>
+        <w:rPr>
+          <w:b/>
+        </w:rPr>
+        <w:t>parameter</w:t>
+      </w:r>
+      <w:r>
+        <w:rPr>
+          <w:b w:val="0"/>
+        </w:rPr>
+        <w:t>s.</w:t>
+      </w:r>
+    </w:p>
+    <w:p>
+      <w:pPr>
+        <w:spacing w:line="336" w:lineRule="auto" w:after="180"/>
+        <w:shd w:fill="F1F6FC"/>
+      </w:pPr>
+      <w:r>
+        <w:rPr>
+          <w:b w:val="0"/>
+        </w:rPr>
+        <w:t xml:space="preserve">Positional </w:t>
+      </w:r>
+      <w:r>
+        <w:rPr>
+          <w:b/>
+        </w:rPr>
+        <w:t>argument</w:t>
+      </w:r>
+      <w:r>
+        <w:rPr>
+          <w:b w:val="0"/>
+        </w:rPr>
+        <w:t xml:space="preserve">s match from left to right. show_remaining(4, 12) produces -8, showing why order matters; it also violates our written </w:t>
+      </w:r>
+      <w:r>
+        <w:rPr>
+          <w:b/>
+        </w:rPr>
+        <w:t>input</w:t>
+      </w:r>
+      <w:r>
+        <w:rPr>
+          <w:b w:val="0"/>
+        </w:rPr>
+        <w:t xml:space="preserve"> contract. Use a fresh file with the </w:t>
+      </w:r>
+      <w:r>
+        <w:rPr>
+          <w:b/>
+        </w:rPr>
+        <w:t>definition</w:t>
+      </w:r>
+      <w:r>
+        <w:rPr>
+          <w:b w:val="0"/>
+        </w:rPr>
+        <w:t xml:space="preserve"> before its </w:t>
+      </w:r>
+      <w:r>
+        <w:rPr>
+          <w:b/>
+        </w:rPr>
+        <w:t>call</w:t>
+      </w:r>
+      <w:r>
+        <w:rPr>
+          <w:b w:val="0"/>
+        </w:rPr>
+        <w:t>s.</w:t>
+      </w:r>
+    </w:p>
+    <w:p>
+      <w:pPr>
+        <w:pStyle w:val="Heading3"/>
+      </w:pPr>
+      <w:r>
         <w:t>Predict the output of show_remaining(9, 9) followed by show_remaining(9, 0). Name the parameter receiving each argument. What would be printed if both calls were removed?</w:t>
       </w:r>
     </w:p>
@@ -1744,7 +2823,13 @@
       </w:r>
     </w:p>
     <w:p>
-      <w:r>
+      <w:pPr>
+        <w:spacing w:line="336" w:lineRule="auto" w:after="180"/>
+      </w:pPr>
+      <w:r>
+        <w:rPr>
+          <w:b w:val="0"/>
+        </w:rPr>
         <w:t>Cover the result before checking it. Say what is given, choose the procedure, and follow one step at a time. Then uncover the result and explain your first mismatch. Ask why a step is allowed, not only what number it produces.</w:t>
       </w:r>
     </w:p>
@@ -1757,7 +2842,13 @@
       </w:r>
     </w:p>
     <w:p>
-      <w:r>
+      <w:pPr>
+        <w:spacing w:line="336" w:lineRule="auto" w:after="180"/>
+      </w:pPr>
+      <w:r>
+        <w:rPr>
+          <w:b w:val="0"/>
+        </w:rPr>
         <w:t>A fictional library computes total spine labels needed for several equal shelves.</w:t>
       </w:r>
     </w:p>
@@ -1770,13 +2861,49 @@
       </w:r>
     </w:p>
     <w:p>
-      <w:r>
+      <w:pPr>
+        <w:pStyle w:val="Heading3"/>
+      </w:pPr>
+      <w:r>
+        <w:t>Supplied facts</w:t>
+      </w:r>
+    </w:p>
+    <w:p>
+      <w:pPr>
+        <w:spacing w:line="336" w:lineRule="auto" w:after="180"/>
+        <w:shd w:fill="F1F6FC"/>
+      </w:pPr>
+      <w:r>
+        <w:rPr>
+          <w:b w:val="0"/>
+        </w:rPr>
         <w:t>Define labels(shelves,per_shelf): return shelves*per_shelf.</w:t>
       </w:r>
     </w:p>
     <w:p>
-      <w:r>
-        <w:t>Call needed=labels(4,6), then print(needed). No other side effects are defined.</w:t>
+      <w:pPr>
+        <w:pStyle w:val="Heading3"/>
+      </w:pPr>
+      <w:r>
+        <w:t>Supplied facts</w:t>
+      </w:r>
+    </w:p>
+    <w:p>
+      <w:pPr>
+        <w:spacing w:line="336" w:lineRule="auto" w:after="180"/>
+        <w:shd w:fill="F1F6FC"/>
+      </w:pPr>
+      <w:r>
+        <w:rPr>
+          <w:b/>
+        </w:rPr>
+        <w:t>Call</w:t>
+      </w:r>
+      <w:r>
+        <w:rPr>
+          <w:b w:val="0"/>
+        </w:rPr>
+        <w:t xml:space="preserve"> needed=labels(4,6), then print(needed). No other side effects are defined.</w:t>
       </w:r>
     </w:p>
     <w:p>
@@ -1961,31 +3088,247 @@
       </w:r>
     </w:p>
     <w:p>
-      <w:r>
-        <w:t>A function separates one named job from the surrounding program. Arguments supply data for this call; return supplies its result. A print statement in the caller is a different action. Clear parameter names help detect swapping or misusing inputs without assuming every function prints automatically.</w:t>
-      </w:r>
-    </w:p>
-    <w:p>
       <w:pPr>
         <w:pStyle w:val="Heading3"/>
       </w:pPr>
       <w:r>
+        <w:t>Why the result follows</w:t>
+      </w:r>
+    </w:p>
+    <w:p>
+      <w:pPr>
+        <w:spacing w:line="336" w:lineRule="auto" w:after="180"/>
+        <w:shd w:fill="F1F6FC"/>
+      </w:pPr>
+      <w:r>
+        <w:rPr>
+          <w:b w:val="0"/>
+        </w:rPr>
+        <w:t xml:space="preserve">A </w:t>
+      </w:r>
+      <w:r>
+        <w:rPr>
+          <w:b/>
+        </w:rPr>
+        <w:t>function</w:t>
+      </w:r>
+      <w:r>
+        <w:rPr>
+          <w:b w:val="0"/>
+        </w:rPr>
+        <w:t xml:space="preserve"> separates one named job from the surrounding program. </w:t>
+      </w:r>
+      <w:r>
+        <w:rPr>
+          <w:b/>
+        </w:rPr>
+        <w:t>Argument</w:t>
+      </w:r>
+      <w:r>
+        <w:rPr>
+          <w:b w:val="0"/>
+        </w:rPr>
+        <w:t xml:space="preserve">s supply data for this </w:t>
+      </w:r>
+      <w:r>
+        <w:rPr>
+          <w:b/>
+        </w:rPr>
+        <w:t>call</w:t>
+      </w:r>
+      <w:r>
+        <w:rPr>
+          <w:b w:val="0"/>
+        </w:rPr>
+        <w:t xml:space="preserve">; return supplies its result. A print statement in the </w:t>
+      </w:r>
+      <w:r>
+        <w:rPr>
+          <w:b/>
+        </w:rPr>
+        <w:t>call</w:t>
+      </w:r>
+      <w:r>
+        <w:rPr>
+          <w:b w:val="0"/>
+        </w:rPr>
+        <w:t>er is a different action.</w:t>
+      </w:r>
+    </w:p>
+    <w:p>
+      <w:pPr>
+        <w:spacing w:line="336" w:lineRule="auto" w:after="180"/>
+        <w:shd w:fill="F1F6FC"/>
+      </w:pPr>
+      <w:r>
+        <w:rPr>
+          <w:b w:val="0"/>
+        </w:rPr>
+        <w:t xml:space="preserve">Clear </w:t>
+      </w:r>
+      <w:r>
+        <w:rPr>
+          <w:b/>
+        </w:rPr>
+        <w:t>parameter</w:t>
+      </w:r>
+      <w:r>
+        <w:rPr>
+          <w:b w:val="0"/>
+        </w:rPr>
+        <w:t xml:space="preserve"> names help detect swapping or misusing </w:t>
+      </w:r>
+      <w:r>
+        <w:rPr>
+          <w:b/>
+        </w:rPr>
+        <w:t>input</w:t>
+      </w:r>
+      <w:r>
+        <w:rPr>
+          <w:b w:val="0"/>
+        </w:rPr>
+        <w:t xml:space="preserve">s without assuming every </w:t>
+      </w:r>
+      <w:r>
+        <w:rPr>
+          <w:b/>
+        </w:rPr>
+        <w:t>function</w:t>
+      </w:r>
+      <w:r>
+        <w:rPr>
+          <w:b w:val="0"/>
+        </w:rPr>
+        <w:t xml:space="preserve"> prints automati</w:t>
+      </w:r>
+      <w:r>
+        <w:rPr>
+          <w:b/>
+        </w:rPr>
+        <w:t>call</w:t>
+      </w:r>
+      <w:r>
+        <w:rPr>
+          <w:b w:val="0"/>
+        </w:rPr>
+        <w:t>y.</w:t>
+      </w:r>
+    </w:p>
+    <w:p>
+      <w:pPr>
+        <w:pStyle w:val="Heading3"/>
+      </w:pPr>
+      <w:r>
         <w:t>What this example does not establish</w:t>
       </w:r>
     </w:p>
     <w:p>
-      <w:r>
-        <w:t>This function assumes compatible numeric inputs; it does not reject negative shelves or verify real shelf contents.</w:t>
-      </w:r>
-    </w:p>
-    <w:p>
-      <w:r>
-        <w:t>Read the labelled picture: What happens visibly if the caller stores needed but omits print(needed)?</w:t>
-      </w:r>
-    </w:p>
-    <w:p>
-      <w:r>
-        <w:t>Change one thing: Call labels(4,0) instead. Predict the result before checking the explanation. What remains the same?</w:t>
+      <w:pPr>
+        <w:pStyle w:val="Heading3"/>
+      </w:pPr>
+      <w:r>
+        <w:t>Keep the stated limit</w:t>
+      </w:r>
+    </w:p>
+    <w:p>
+      <w:pPr>
+        <w:spacing w:line="336" w:lineRule="auto" w:after="180"/>
+        <w:shd w:fill="FFF5E6"/>
+      </w:pPr>
+      <w:r>
+        <w:rPr>
+          <w:b w:val="0"/>
+        </w:rPr>
+        <w:t xml:space="preserve">This </w:t>
+      </w:r>
+      <w:r>
+        <w:rPr>
+          <w:b/>
+        </w:rPr>
+        <w:t>function</w:t>
+      </w:r>
+      <w:r>
+        <w:rPr>
+          <w:b w:val="0"/>
+        </w:rPr>
+        <w:t xml:space="preserve"> assumes compatible numeric </w:t>
+      </w:r>
+      <w:r>
+        <w:rPr>
+          <w:b/>
+        </w:rPr>
+        <w:t>input</w:t>
+      </w:r>
+      <w:r>
+        <w:rPr>
+          <w:b w:val="0"/>
+        </w:rPr>
+        <w:t>s; it does not reject negative shelves or verify real shelf contents.</w:t>
+      </w:r>
+    </w:p>
+    <w:p>
+      <w:pPr>
+        <w:pStyle w:val="Heading3"/>
+      </w:pPr>
+      <w:r>
+        <w:t>Keep the stated limit</w:t>
+      </w:r>
+    </w:p>
+    <w:p>
+      <w:pPr>
+        <w:spacing w:line="336" w:lineRule="auto" w:after="180"/>
+        <w:shd w:fill="FFF5E6"/>
+      </w:pPr>
+      <w:r>
+        <w:rPr>
+          <w:b w:val="0"/>
+        </w:rPr>
+        <w:t xml:space="preserve">Read the labelled picture: What happens visibly if the </w:t>
+      </w:r>
+      <w:r>
+        <w:rPr>
+          <w:b/>
+        </w:rPr>
+        <w:t>call</w:t>
+      </w:r>
+      <w:r>
+        <w:rPr>
+          <w:b w:val="0"/>
+        </w:rPr>
+        <w:t>er stores needed but omits print(needed)?</w:t>
+      </w:r>
+    </w:p>
+    <w:p>
+      <w:pPr>
+        <w:pStyle w:val="Heading3"/>
+      </w:pPr>
+      <w:r>
+        <w:t>Keep the stated limit</w:t>
+      </w:r>
+    </w:p>
+    <w:p>
+      <w:pPr>
+        <w:spacing w:line="336" w:lineRule="auto" w:after="180"/>
+        <w:shd w:fill="FFF5E6"/>
+      </w:pPr>
+      <w:r>
+        <w:rPr>
+          <w:b w:val="0"/>
+        </w:rPr>
+        <w:t xml:space="preserve">Change one thing: </w:t>
+      </w:r>
+      <w:r>
+        <w:rPr>
+          <w:b/>
+        </w:rPr>
+        <w:t>Call</w:t>
+      </w:r>
+      <w:r>
+        <w:rPr>
+          <w:b w:val="0"/>
+        </w:rPr>
+        <w:t xml:space="preserve"> labels(4,0) instead. Predict the result before checking the explanation. What remains the same?</w:t>
       </w:r>
     </w:p>
     <w:p>
@@ -1998,17 +3341,61 @@
     </w:p>
     <w:p>
       <w:r>
+        <w:t>Find the unsupported step in the Decompose a Goal claim and explain a repair using the supplied evidence.</w:t>
+      </w:r>
+    </w:p>
+    <w:p>
+      <w:pPr>
+        <w:pStyle w:val="Heading3"/>
+      </w:pPr>
+      <w:r>
+        <w:t>Find the first error</w:t>
+      </w:r>
+    </w:p>
+    <w:p>
+      <w:pPr>
+        <w:spacing w:line="336" w:lineRule="auto" w:after="180"/>
+        <w:shd w:fill="FFF5E6"/>
+      </w:pPr>
+      <w:r>
+        <w:rPr>
+          <w:b w:val="0"/>
+        </w:rPr>
         <w:t>ERROR DETECTIVE</w:t>
       </w:r>
     </w:p>
     <w:p>
-      <w:r>
+      <w:pPr>
+        <w:spacing w:line="336" w:lineRule="auto" w:after="180"/>
+      </w:pPr>
+      <w:r>
+        <w:rPr>
+          <w:b w:val="0"/>
+        </w:rPr>
         <w:t>Compare → Diagnose → Repair</w:t>
       </w:r>
     </w:p>
     <w:p>
-      <w:r>
-        <w:t>Do not patch the answer. Find the earliest unsupported assumption, wrong step, or weak evidence.</w:t>
+      <w:pPr>
+        <w:spacing w:line="336" w:lineRule="auto" w:after="180"/>
+      </w:pPr>
+      <w:r>
+        <w:rPr>
+          <w:b w:val="0"/>
+        </w:rPr>
+        <w:t xml:space="preserve">Do not patch the answer. Find the earliest unsupported assumption, wrong step, or weak </w:t>
+      </w:r>
+      <w:r>
+        <w:rPr>
+          <w:b/>
+        </w:rPr>
+        <w:t>evidence</w:t>
+      </w:r>
+      <w:r>
+        <w:rPr>
+          <w:b w:val="0"/>
+        </w:rPr>
+        <w:t>.</w:t>
       </w:r>
     </w:p>
     <w:p>
@@ -2258,7 +3645,14 @@
       </w:tr>
     </w:tbl>
     <w:p>
-      <w:r>
+      <w:pPr>
+        <w:spacing w:line="336" w:lineRule="auto" w:after="180"/>
+        <w:shd w:fill="F5F1FB"/>
+      </w:pPr>
+      <w:r>
+        <w:rPr>
+          <w:b w:val="0"/>
+        </w:rPr>
         <w:t>Repair one cause. Why is this repair better than changing several things?</w:t>
       </w:r>
     </w:p>
@@ -2304,15 +3698,120 @@
       </w:r>
     </w:p>
     <w:p>
-      <w:r>
-        <w:t>For each call, record the supplied arguments, expected printed output and observed output. Include different values that produce different answers, plus a valid zero-result case. Call order controls output order; it does not change the subtraction rule. These functions use supplied data and written instructions, not a pattern learned from examples.</w:t>
-      </w:r>
-    </w:p>
-    <w:p>
       <w:pPr>
         <w:pStyle w:val="Heading3"/>
       </w:pPr>
       <w:r>
+        <w:t>Check the claim against the facts</w:t>
+      </w:r>
+    </w:p>
+    <w:p>
+      <w:pPr>
+        <w:spacing w:line="336" w:lineRule="auto" w:after="180"/>
+        <w:shd w:fill="FFF5E6"/>
+      </w:pPr>
+      <w:r>
+        <w:rPr>
+          <w:b w:val="0"/>
+        </w:rPr>
+        <w:t xml:space="preserve">For each </w:t>
+      </w:r>
+      <w:r>
+        <w:rPr>
+          <w:b/>
+        </w:rPr>
+        <w:t>call</w:t>
+      </w:r>
+      <w:r>
+        <w:rPr>
+          <w:b w:val="0"/>
+        </w:rPr>
+        <w:t xml:space="preserve">, record the supplied </w:t>
+      </w:r>
+      <w:r>
+        <w:rPr>
+          <w:b/>
+        </w:rPr>
+        <w:t>argument</w:t>
+      </w:r>
+      <w:r>
+        <w:rPr>
+          <w:b w:val="0"/>
+        </w:rPr>
+        <w:t xml:space="preserve">s, expected printed </w:t>
+      </w:r>
+      <w:r>
+        <w:rPr>
+          <w:b/>
+        </w:rPr>
+        <w:t>output</w:t>
+      </w:r>
+      <w:r>
+        <w:rPr>
+          <w:b w:val="0"/>
+        </w:rPr>
+        <w:t xml:space="preserve"> and observed </w:t>
+      </w:r>
+      <w:r>
+        <w:rPr>
+          <w:b/>
+        </w:rPr>
+        <w:t>output</w:t>
+      </w:r>
+      <w:r>
+        <w:rPr>
+          <w:b w:val="0"/>
+        </w:rPr>
+        <w:t>. Include different values that produce different answers, plus a valid zero-result case.</w:t>
+      </w:r>
+    </w:p>
+    <w:p>
+      <w:pPr>
+        <w:spacing w:line="336" w:lineRule="auto" w:after="180"/>
+        <w:shd w:fill="FFF5E6"/>
+      </w:pPr>
+      <w:r>
+        <w:rPr>
+          <w:b/>
+        </w:rPr>
+        <w:t>Call</w:t>
+      </w:r>
+      <w:r>
+        <w:rPr>
+          <w:b w:val="0"/>
+        </w:rPr>
+        <w:t xml:space="preserve"> order controls </w:t>
+      </w:r>
+      <w:r>
+        <w:rPr>
+          <w:b/>
+        </w:rPr>
+        <w:t>output</w:t>
+      </w:r>
+      <w:r>
+        <w:rPr>
+          <w:b w:val="0"/>
+        </w:rPr>
+        <w:t xml:space="preserve"> order; it does not change the subtraction rule. These </w:t>
+      </w:r>
+      <w:r>
+        <w:rPr>
+          <w:b/>
+        </w:rPr>
+        <w:t>function</w:t>
+      </w:r>
+      <w:r>
+        <w:rPr>
+          <w:b w:val="0"/>
+        </w:rPr>
+        <w:t>s use supplied data and written instructions, not a pattern learned from examples.</w:t>
+      </w:r>
+    </w:p>
+    <w:p>
+      <w:pPr>
+        <w:pStyle w:val="Heading3"/>
+      </w:pPr>
+      <w:r>
         <w:t>A learner tests only show_remaining(12, 4) and says the function works for every cupboard. Give a second valid call that exposes the fixed-number bug, state its expected output and explain what passing two tests still cannot prove.</w:t>
       </w:r>
     </w:p>
@@ -2351,16 +3850,39 @@
     </w:p>
     <w:p>
       <w:r>
+        <w:t>Practise Decompose a Goal with support, then explain the deciding step in your own words.</w:t>
+      </w:r>
+    </w:p>
+    <w:p>
+      <w:pPr>
+        <w:spacing w:line="336" w:lineRule="auto" w:after="180"/>
+      </w:pPr>
+      <w:r>
+        <w:rPr>
+          <w:b/>
+        </w:rPr>
         <w:t>LOGIC STUDIO</w:t>
       </w:r>
     </w:p>
     <w:p>
-      <w:r>
+      <w:pPr>
+        <w:spacing w:line="336" w:lineRule="auto" w:after="180"/>
+      </w:pPr>
+      <w:r>
+        <w:rPr>
+          <w:b w:val="0"/>
+        </w:rPr>
         <w:t>Trace Before You Run</w:t>
       </w:r>
     </w:p>
     <w:p>
-      <w:r>
+      <w:pPr>
+        <w:spacing w:line="336" w:lineRule="auto" w:after="180"/>
+      </w:pPr>
+      <w:r>
+        <w:rPr>
+          <w:b w:val="0"/>
+        </w:rPr>
         <w:t>Block code, pseudocode, tables, and diagrams are different ways to expose the same reasoning.</w:t>
       </w:r>
     </w:p>
@@ -2401,8 +3923,26 @@
       </w:r>
     </w:p>
     <w:p>
-      <w:r>
-        <w:t>SET evidence_record</w:t>
+      <w:pPr>
+        <w:spacing w:line="336" w:lineRule="auto" w:after="180"/>
+      </w:pPr>
+      <w:r>
+        <w:rPr>
+          <w:b w:val="0"/>
+        </w:rPr>
+        <w:t xml:space="preserve">SET </w:t>
+      </w:r>
+      <w:r>
+        <w:rPr>
+          <w:b/>
+        </w:rPr>
+        <w:t>evidence</w:t>
+      </w:r>
+      <w:r>
+        <w:rPr>
+          <w:b w:val="0"/>
+        </w:rPr>
+        <w:t>_record</w:t>
         <w:br/>
         <w:t>PREDICT expected_result</w:t>
         <w:br/>
@@ -2416,8 +3956,27 @@
       </w:r>
     </w:p>
     <w:p>
-      <w:r>
-        <w:t>Trace one input. Which line changes the state or chooses a path?</w:t>
+      <w:pPr>
+        <w:spacing w:line="336" w:lineRule="auto" w:after="180"/>
+        <w:shd w:fill="F5F1FB"/>
+      </w:pPr>
+      <w:r>
+        <w:rPr>
+          <w:b w:val="0"/>
+        </w:rPr>
+        <w:t xml:space="preserve">Trace one </w:t>
+      </w:r>
+      <w:r>
+        <w:rPr>
+          <w:b/>
+        </w:rPr>
+        <w:t>input</w:t>
+      </w:r>
+      <w:r>
+        <w:rPr>
+          <w:b w:val="0"/>
+        </w:rPr>
+        <w:t>. Which line changes the state or chooses a path?</w:t>
       </w:r>
     </w:p>
     <w:p>
@@ -2480,13 +4039,179 @@
       </w:r>
     </w:p>
     <w:p>
-      <w:r>
-        <w:t>This faulty function prints 8 twice. Its fixed numbers ignore the arguments. Replace 12 - 4 with capacity - used, then rerun both calls. Testing only the first call would miss the bug because its expected answer happens to be 8.</w:t>
-      </w:r>
-    </w:p>
-    <w:p>
-      <w:r>
-        <w:t>For this two-parameter definition, show_remaining(12) raises TypeError because an argument is missing. Correct the call to supply both values. Naming a function without calling it does not execute the body: the parentheses in show_remaining(12, 4) are part of the call.</w:t>
+      <w:pPr>
+        <w:spacing w:line="336" w:lineRule="auto" w:after="180"/>
+      </w:pPr>
+      <w:r>
+        <w:rPr>
+          <w:b w:val="0"/>
+        </w:rPr>
+        <w:t xml:space="preserve">This faulty </w:t>
+      </w:r>
+      <w:r>
+        <w:rPr>
+          <w:b/>
+        </w:rPr>
+        <w:t>function</w:t>
+      </w:r>
+      <w:r>
+        <w:rPr>
+          <w:b w:val="0"/>
+        </w:rPr>
+        <w:t xml:space="preserve"> prints 8 twice. Its fixed numbers ignore the </w:t>
+      </w:r>
+      <w:r>
+        <w:rPr>
+          <w:b/>
+        </w:rPr>
+        <w:t>argument</w:t>
+      </w:r>
+      <w:r>
+        <w:rPr>
+          <w:b w:val="0"/>
+        </w:rPr>
+        <w:t xml:space="preserve">s. Replace 12 - 4 with capacity - used, then rerun both </w:t>
+      </w:r>
+      <w:r>
+        <w:rPr>
+          <w:b/>
+        </w:rPr>
+        <w:t>call</w:t>
+      </w:r>
+      <w:r>
+        <w:rPr>
+          <w:b w:val="0"/>
+        </w:rPr>
+        <w:t>s.</w:t>
+      </w:r>
+    </w:p>
+    <w:p>
+      <w:pPr>
+        <w:spacing w:line="336" w:lineRule="auto" w:after="180"/>
+      </w:pPr>
+      <w:r>
+        <w:rPr>
+          <w:b w:val="0"/>
+        </w:rPr>
+        <w:t xml:space="preserve">Testing only the first </w:t>
+      </w:r>
+      <w:r>
+        <w:rPr>
+          <w:b/>
+        </w:rPr>
+        <w:t>call</w:t>
+      </w:r>
+      <w:r>
+        <w:rPr>
+          <w:b w:val="0"/>
+        </w:rPr>
+        <w:t xml:space="preserve"> would miss the bug because its expected answer happens to be 8.</w:t>
+      </w:r>
+    </w:p>
+    <w:p>
+      <w:pPr>
+        <w:spacing w:line="336" w:lineRule="auto" w:after="180"/>
+      </w:pPr>
+      <w:r>
+        <w:rPr>
+          <w:b w:val="0"/>
+        </w:rPr>
+        <w:t>For this two-</w:t>
+      </w:r>
+      <w:r>
+        <w:rPr>
+          <w:b/>
+        </w:rPr>
+        <w:t>parameter</w:t>
+      </w:r>
+      <w:r>
+        <w:rPr>
+          <w:b w:val="0"/>
+        </w:rPr>
+        <w:t xml:space="preserve"> </w:t>
+      </w:r>
+      <w:r>
+        <w:rPr>
+          <w:b/>
+        </w:rPr>
+        <w:t>definition</w:t>
+      </w:r>
+      <w:r>
+        <w:rPr>
+          <w:b w:val="0"/>
+        </w:rPr>
+        <w:t xml:space="preserve">, show_remaining(12) raises TypeError because an </w:t>
+      </w:r>
+      <w:r>
+        <w:rPr>
+          <w:b/>
+        </w:rPr>
+        <w:t>argument</w:t>
+      </w:r>
+      <w:r>
+        <w:rPr>
+          <w:b w:val="0"/>
+        </w:rPr>
+        <w:t xml:space="preserve"> is missing. Correct the </w:t>
+      </w:r>
+      <w:r>
+        <w:rPr>
+          <w:b/>
+        </w:rPr>
+        <w:t>call</w:t>
+      </w:r>
+      <w:r>
+        <w:rPr>
+          <w:b w:val="0"/>
+        </w:rPr>
+        <w:t xml:space="preserve"> to supply both values.</w:t>
+      </w:r>
+    </w:p>
+    <w:p>
+      <w:pPr>
+        <w:spacing w:line="336" w:lineRule="auto" w:after="180"/>
+      </w:pPr>
+      <w:r>
+        <w:rPr>
+          <w:b w:val="0"/>
+        </w:rPr>
+        <w:t xml:space="preserve">Naming a </w:t>
+      </w:r>
+      <w:r>
+        <w:rPr>
+          <w:b/>
+        </w:rPr>
+        <w:t>function</w:t>
+      </w:r>
+      <w:r>
+        <w:rPr>
+          <w:b w:val="0"/>
+        </w:rPr>
+        <w:t xml:space="preserve"> without </w:t>
+      </w:r>
+      <w:r>
+        <w:rPr>
+          <w:b/>
+        </w:rPr>
+        <w:t>call</w:t>
+      </w:r>
+      <w:r>
+        <w:rPr>
+          <w:b w:val="0"/>
+        </w:rPr>
+        <w:t xml:space="preserve">ing it does not execute the body: the parentheses in show_remaining(12, 4) are part of the </w:t>
+      </w:r>
+      <w:r>
+        <w:rPr>
+          <w:b/>
+        </w:rPr>
+        <w:t>call</w:t>
+      </w:r>
+      <w:r>
+        <w:rPr>
+          <w:b w:val="0"/>
+        </w:rPr>
+        <w:t>.</w:t>
       </w:r>
     </w:p>
     <w:p>
@@ -2498,8 +4223,50 @@
       </w:r>
     </w:p>
     <w:p>
-      <w:r>
-        <w:t>Use workbook W2 for the connected example “Functions and arguments”. First fill the input and rule boxes. Try the middle steps before asking for a hint. After a hint, try the next step yourself.</w:t>
+      <w:pPr>
+        <w:spacing w:line="336" w:lineRule="auto" w:after="180"/>
+      </w:pPr>
+      <w:r>
+        <w:rPr>
+          <w:b w:val="0"/>
+        </w:rPr>
+        <w:t>Use workbook W2 for the connected example “</w:t>
+      </w:r>
+      <w:r>
+        <w:rPr>
+          <w:b/>
+        </w:rPr>
+        <w:t>Function</w:t>
+      </w:r>
+      <w:r>
+        <w:rPr>
+          <w:b w:val="0"/>
+        </w:rPr>
+        <w:t xml:space="preserve">s and </w:t>
+      </w:r>
+      <w:r>
+        <w:rPr>
+          <w:b/>
+        </w:rPr>
+        <w:t>argument</w:t>
+      </w:r>
+      <w:r>
+        <w:rPr>
+          <w:b w:val="0"/>
+        </w:rPr>
+        <w:t xml:space="preserve">s”. First fill the </w:t>
+      </w:r>
+      <w:r>
+        <w:rPr>
+          <w:b/>
+        </w:rPr>
+        <w:t>input</w:t>
+      </w:r>
+      <w:r>
+        <w:rPr>
+          <w:b w:val="0"/>
+        </w:rPr>
+        <w:t xml:space="preserve"> and rule boxes. Try the middle steps before asking for a hint. After a hint, try the next step yourself.</w:t>
       </w:r>
     </w:p>
     <w:tbl>
@@ -2582,7 +4349,13 @@
       </w:tr>
     </w:tbl>
     <w:p>
-      <w:r>
+      <w:pPr>
+        <w:spacing w:line="336" w:lineRule="auto" w:after="180"/>
+      </w:pPr>
+      <w:r>
+        <w:rPr>
+          <w:b w:val="0"/>
+        </w:rPr>
         <w:t>Explain your trace to a partner. Your partner points to one step to check. Swap roles on the next case. Each person writes their own explanation.</w:t>
       </w:r>
     </w:p>
@@ -2595,12 +4368,59 @@
       </w:r>
     </w:p>
     <w:p>
-      <w:r>
-        <w:t>Use the worked case for Functions and arguments. Proposed explanation: “Writing def runs the body immediately”. Decide whether this explanation is supported. Point to the step or supplied fact that decides; explain your repair if needed.</w:t>
-      </w:r>
-    </w:p>
-    <w:p>
-      <w:r>
+      <w:pPr>
+        <w:spacing w:line="336" w:lineRule="auto" w:after="180"/>
+      </w:pPr>
+      <w:r>
+        <w:rPr>
+          <w:b w:val="0"/>
+        </w:rPr>
+        <w:t xml:space="preserve">Use the worked case for </w:t>
+      </w:r>
+      <w:r>
+        <w:rPr>
+          <w:b/>
+        </w:rPr>
+        <w:t>Function</w:t>
+      </w:r>
+      <w:r>
+        <w:rPr>
+          <w:b w:val="0"/>
+        </w:rPr>
+        <w:t xml:space="preserve">s and </w:t>
+      </w:r>
+      <w:r>
+        <w:rPr>
+          <w:b/>
+        </w:rPr>
+        <w:t>argument</w:t>
+      </w:r>
+      <w:r>
+        <w:rPr>
+          <w:b w:val="0"/>
+        </w:rPr>
+        <w:t>s. Proposed explanation: “Writing def runs the body immediately”. Decide whether this explanation is supported.</w:t>
+      </w:r>
+    </w:p>
+    <w:p>
+      <w:pPr>
+        <w:spacing w:line="336" w:lineRule="auto" w:after="180"/>
+      </w:pPr>
+      <w:r>
+        <w:rPr>
+          <w:b w:val="0"/>
+        </w:rPr>
+        <w:t>Point to the step or supplied fact that decides; explain your repair if needed.</w:t>
+      </w:r>
+    </w:p>
+    <w:p>
+      <w:pPr>
+        <w:spacing w:line="336" w:lineRule="auto" w:after="180"/>
+      </w:pPr>
+      <w:r>
+        <w:rPr>
+          <w:b w:val="0"/>
+        </w:rPr>
         <w:t>Answer on your own before discussion. If you are unsure, say which step you need help with.</w:t>
       </w:r>
     </w:p>
@@ -2613,8 +4433,27 @@
       </w:r>
     </w:p>
     <w:p>
-      <w:r>
-        <w:t>What happens visibly if the caller stores needed but omits print(needed)?</w:t>
+      <w:pPr>
+        <w:spacing w:line="336" w:lineRule="auto" w:after="180"/>
+        <w:shd w:fill="F5F1FB"/>
+      </w:pPr>
+      <w:r>
+        <w:rPr>
+          <w:b w:val="0"/>
+        </w:rPr>
+        <w:t xml:space="preserve">What happens visibly if the </w:t>
+      </w:r>
+      <w:r>
+        <w:rPr>
+          <w:b/>
+        </w:rPr>
+        <w:t>call</w:t>
+      </w:r>
+      <w:r>
+        <w:rPr>
+          <w:b w:val="0"/>
+        </w:rPr>
+        <w:t>er stores needed but omits print(needed)?</w:t>
       </w:r>
     </w:p>
     <w:p>
@@ -2646,7 +4485,13 @@
       </w:r>
     </w:p>
     <w:p>
-      <w:r>
+      <w:pPr>
+        <w:spacing w:line="336" w:lineRule="auto" w:after="180"/>
+      </w:pPr>
+      <w:r>
+        <w:rPr>
+          <w:b w:val="0"/>
+        </w:rPr>
         <w:t>This is supported practice. Keep the separately named independent case for an attempt before feedback.</w:t>
       </w:r>
     </w:p>
@@ -2660,16 +4505,45 @@
     </w:p>
     <w:p>
       <w:r>
-        <w:t>EVIDENCE LAB</w:t>
-      </w:r>
-    </w:p>
-    <w:p>
-      <w:r>
+        <w:t>Investigate Decompose a Goal. Record the prediction, actual observation or labelled paper trace, explanation and next test separately.</w:t>
+      </w:r>
+    </w:p>
+    <w:p>
+      <w:pPr>
+        <w:spacing w:line="336" w:lineRule="auto" w:after="180"/>
+      </w:pPr>
+      <w:r>
+        <w:rPr>
+          <w:b/>
+        </w:rPr>
+        <w:t>EVIDENCE</w:t>
+      </w:r>
+      <w:r>
+        <w:rPr>
+          <w:b/>
+        </w:rPr>
+        <w:t xml:space="preserve"> LAB</w:t>
+      </w:r>
+    </w:p>
+    <w:p>
+      <w:pPr>
+        <w:spacing w:line="336" w:lineRule="auto" w:after="180"/>
+      </w:pPr>
+      <w:r>
+        <w:rPr>
+          <w:b w:val="0"/>
+        </w:rPr>
         <w:t>Predict → Test → Record → Explain</w:t>
       </w:r>
     </w:p>
     <w:p>
-      <w:r>
+      <w:pPr>
+        <w:spacing w:line="336" w:lineRule="auto" w:after="180"/>
+      </w:pPr>
+      <w:r>
+        <w:rPr>
+          <w:b w:val="0"/>
+        </w:rPr>
         <w:t>Keep expected and actual results separate. Surprises are useful data when recorded honestly.</w:t>
       </w:r>
     </w:p>
@@ -2710,8 +4584,38 @@
       </w:r>
     </w:p>
     <w:p>
-      <w:r>
-        <w:t>Cut a familiar task into 4–6 cards. Order dependencies, name each input and output, and test whether replacing one card breaks the whole system.</w:t>
+      <w:pPr>
+        <w:spacing w:line="336" w:lineRule="auto" w:after="180"/>
+      </w:pPr>
+      <w:r>
+        <w:rPr>
+          <w:b w:val="0"/>
+        </w:rPr>
+        <w:t xml:space="preserve">Cut a familiar task into 4–6 cards. Order dependencies, name each </w:t>
+      </w:r>
+      <w:r>
+        <w:rPr>
+          <w:b/>
+        </w:rPr>
+        <w:t>input</w:t>
+      </w:r>
+      <w:r>
+        <w:rPr>
+          <w:b w:val="0"/>
+        </w:rPr>
+        <w:t xml:space="preserve"> and </w:t>
+      </w:r>
+      <w:r>
+        <w:rPr>
+          <w:b/>
+        </w:rPr>
+        <w:t>output</w:t>
+      </w:r>
+      <w:r>
+        <w:rPr>
+          <w:b w:val="0"/>
+        </w:rPr>
+        <w:t>, and test whether replacing one card breaks the whole system.</w:t>
       </w:r>
     </w:p>
     <w:tbl>
@@ -2960,7 +4864,14 @@
       </w:tr>
     </w:tbl>
     <w:p>
-      <w:r>
+      <w:pPr>
+        <w:spacing w:line="336" w:lineRule="auto" w:after="180"/>
+        <w:shd w:fill="F5F1FB"/>
+      </w:pPr>
+      <w:r>
+        <w:rPr>
+          <w:b w:val="0"/>
+        </w:rPr>
         <w:t>What did the hardest test teach you that the normal test did not?</w:t>
       </w:r>
     </w:p>
@@ -3006,7 +4917,13 @@
       </w:r>
     </w:p>
     <w:p>
-      <w:r>
+      <w:pPr>
+        <w:spacing w:line="336" w:lineRule="auto" w:after="180"/>
+      </w:pPr>
+      <w:r>
+        <w:rPr>
+          <w:b w:val="0"/>
+        </w:rPr>
         <w:t>Before trying: what do I expect, and why? While trying: which step could first go wrong? Afterwards: what did I actually observe, and what should change? Keep “not run” if you only traced the procedure.</w:t>
       </w:r>
     </w:p>
@@ -3020,17 +4937,52 @@
     </w:p>
     <w:p>
       <w:r>
+        <w:t>Move from recall to tracing, diagnosis and transfer in Decompose a Goal. Explain why each step is justified.</w:t>
+      </w:r>
+    </w:p>
+    <w:p>
+      <w:pPr>
+        <w:spacing w:line="336" w:lineRule="auto" w:after="180"/>
+      </w:pPr>
+      <w:r>
+        <w:rPr>
+          <w:b/>
+        </w:rPr>
         <w:t>MASTERY</w:t>
       </w:r>
     </w:p>
     <w:p>
-      <w:r>
+      <w:pPr>
+        <w:spacing w:line="336" w:lineRule="auto" w:after="180"/>
+      </w:pPr>
+      <w:r>
+        <w:rPr>
+          <w:b w:val="0"/>
+        </w:rPr>
         <w:t>From Knowing the Word to Owning the Idea</w:t>
       </w:r>
     </w:p>
     <w:p>
-      <w:r>
-        <w:t>Move upward only when you can produce evidence without copying the worked example.</w:t>
+      <w:pPr>
+        <w:spacing w:line="336" w:lineRule="auto" w:after="180"/>
+      </w:pPr>
+      <w:r>
+        <w:rPr>
+          <w:b w:val="0"/>
+        </w:rPr>
+        <w:t xml:space="preserve">Move upward only when you can produce </w:t>
+      </w:r>
+      <w:r>
+        <w:rPr>
+          <w:b/>
+        </w:rPr>
+        <w:t>evidence</w:t>
+      </w:r>
+      <w:r>
+        <w:rPr>
+          <w:b w:val="0"/>
+        </w:rPr>
+        <w:t xml:space="preserve"> without copying the worked example.</w:t>
       </w:r>
     </w:p>
     <w:p>
@@ -3070,33 +5022,93 @@
       </w:r>
     </w:p>
     <w:p>
-      <w:r>
+      <w:pPr>
+        <w:spacing w:line="336" w:lineRule="auto" w:after="180"/>
+      </w:pPr>
+      <w:r>
+        <w:rPr>
+          <w:b w:val="0"/>
+        </w:rPr>
         <w:t>1 • NAME: Define the concept without repeating the textbook.</w:t>
       </w:r>
     </w:p>
     <w:p>
-      <w:r>
-        <w:t>2 • TRACE: Show the information, state, branch, calculation, or evidence path.</w:t>
-      </w:r>
-    </w:p>
-    <w:p>
-      <w:r>
+      <w:pPr>
+        <w:spacing w:line="336" w:lineRule="auto" w:after="180"/>
+      </w:pPr>
+      <w:r>
+        <w:rPr>
+          <w:b w:val="0"/>
+        </w:rPr>
+        <w:t xml:space="preserve">2 • TRACE: Show the information, state, branch, calculation, or </w:t>
+      </w:r>
+      <w:r>
+        <w:rPr>
+          <w:b/>
+        </w:rPr>
+        <w:t>evidence</w:t>
+      </w:r>
+      <w:r>
+        <w:rPr>
+          <w:b w:val="0"/>
+        </w:rPr>
+        <w:t xml:space="preserve"> path.</w:t>
+      </w:r>
+    </w:p>
+    <w:p>
+      <w:pPr>
+        <w:spacing w:line="336" w:lineRule="auto" w:after="180"/>
+      </w:pPr>
+      <w:r>
+        <w:rPr>
+          <w:b w:val="0"/>
+        </w:rPr>
         <w:t>3 • APPLY: Solve a different example independently.</w:t>
       </w:r>
     </w:p>
     <w:p>
-      <w:r>
+      <w:pPr>
+        <w:spacing w:line="336" w:lineRule="auto" w:after="180"/>
+      </w:pPr>
+      <w:r>
+        <w:rPr>
+          <w:b w:val="0"/>
+        </w:rPr>
         <w:t>4 • CHALLENGE: Find a boundary case, counterexample, or unfair outcome.</w:t>
       </w:r>
     </w:p>
     <w:p>
-      <w:r>
+      <w:pPr>
+        <w:spacing w:line="336" w:lineRule="auto" w:after="180"/>
+      </w:pPr>
+      <w:r>
+        <w:rPr>
+          <w:b w:val="0"/>
+        </w:rPr>
         <w:t>5 • EXPLAIN LIMITS: Say when the result should not be trusted or used alone.</w:t>
       </w:r>
     </w:p>
     <w:p>
-      <w:r>
-        <w:t>My strongest evidence of independent understanding:</w:t>
+      <w:pPr>
+        <w:spacing w:line="336" w:lineRule="auto" w:after="180"/>
+      </w:pPr>
+      <w:r>
+        <w:rPr>
+          <w:b w:val="0"/>
+        </w:rPr>
+        <w:t xml:space="preserve">My strongest </w:t>
+      </w:r>
+      <w:r>
+        <w:rPr>
+          <w:b/>
+        </w:rPr>
+        <w:t>evidence</w:t>
+      </w:r>
+      <w:r>
+        <w:rPr>
+          <w:b w:val="0"/>
+        </w:rPr>
+        <w:t xml:space="preserve"> of independent understanding:</w:t>
       </w:r>
     </w:p>
     <w:p>
@@ -3142,16 +5154,39 @@
     </w:p>
     <w:p>
       <w:r>
+        <w:t>Apply this week’s idea to Transparent Book Recommender. Keep an annotated decision and the evidence supporting it.</w:t>
+      </w:r>
+    </w:p>
+    <w:p>
+      <w:pPr>
+        <w:spacing w:line="336" w:lineRule="auto" w:after="180"/>
+      </w:pPr>
+      <w:r>
+        <w:rPr>
+          <w:b/>
+        </w:rPr>
         <w:t>CUMULATIVE PROJECT</w:t>
       </w:r>
     </w:p>
     <w:p>
-      <w:r>
+      <w:pPr>
+        <w:spacing w:line="336" w:lineRule="auto" w:after="180"/>
+      </w:pPr>
+      <w:r>
+        <w:rPr>
+          <w:b w:val="0"/>
+        </w:rPr>
         <w:t>Transparent Book Recommender</w:t>
       </w:r>
     </w:p>
     <w:p>
-      <w:r>
+      <w:pPr>
+        <w:spacing w:line="336" w:lineRule="auto" w:after="180"/>
+      </w:pPr>
+      <w:r>
+        <w:rPr>
+          <w:b w:val="0"/>
+        </w:rPr>
         <w:t>Every week adds one inspectable piece. The system must show how it reached a result.</w:t>
       </w:r>
     </w:p>
@@ -3192,17 +5227,63 @@
       </w:r>
     </w:p>
     <w:p>
-      <w:r>
+      <w:pPr>
+        <w:spacing w:line="336" w:lineRule="auto" w:after="180"/>
+      </w:pPr>
+      <w:r>
+        <w:rPr>
+          <w:b w:val="0"/>
+        </w:rPr>
         <w:t>THIS WEEK’S CHECKPOINT  Separate reader profile, book data, score calculation, ranking, and explanation.</w:t>
       </w:r>
     </w:p>
     <w:p>
-      <w:r>
-        <w:t>SYSTEM MAP  Reader need → allowed inputs → transparent rule or score → ranked candidates → explanation → test record → human decision</w:t>
-      </w:r>
-    </w:p>
-    <w:p>
-      <w:r>
+      <w:pPr>
+        <w:pStyle w:val="Heading3"/>
+      </w:pPr>
+      <w:r>
+        <w:t>Trace the system</w:t>
+      </w:r>
+    </w:p>
+    <w:p>
+      <w:pPr>
+        <w:spacing w:line="336" w:lineRule="auto" w:after="180"/>
+        <w:shd w:fill="EDF7F3"/>
+      </w:pPr>
+      <w:r>
+        <w:rPr>
+          <w:b w:val="0"/>
+        </w:rPr>
+        <w:t xml:space="preserve">SYSTEM MAP  Reader need → allowed </w:t>
+      </w:r>
+      <w:r>
+        <w:rPr>
+          <w:b/>
+        </w:rPr>
+        <w:t>input</w:t>
+      </w:r>
+      <w:r>
+        <w:rPr>
+          <w:b w:val="0"/>
+        </w:rPr>
+        <w:t xml:space="preserve">s → transparent rule or score → ranked candidates → explanation → test record → </w:t>
+      </w:r>
+      <w:r>
+        <w:rPr>
+          <w:b/>
+        </w:rPr>
+        <w:t>human decision</w:t>
+      </w:r>
+    </w:p>
+    <w:p>
+      <w:pPr>
+        <w:spacing w:line="336" w:lineRule="auto" w:after="180"/>
+        <w:shd w:fill="F5F1FB"/>
+      </w:pPr>
+      <w:r>
+        <w:rPr>
+          <w:b w:val="0"/>
+        </w:rPr>
         <w:t>What will you add, change, or verify in the project this week?</w:t>
       </w:r>
     </w:p>
@@ -3240,8 +5321,27 @@
       </w:r>
     </w:p>
     <w:p>
-      <w:r>
-        <w:t>What should remain under human control?</w:t>
+      <w:pPr>
+        <w:spacing w:line="336" w:lineRule="auto" w:after="180"/>
+        <w:shd w:fill="F5F1FB"/>
+      </w:pPr>
+      <w:r>
+        <w:rPr>
+          <w:b w:val="0"/>
+        </w:rPr>
+        <w:t xml:space="preserve">What should remain under </w:t>
+      </w:r>
+      <w:r>
+        <w:rPr>
+          <w:b/>
+        </w:rPr>
+        <w:t>human control</w:t>
+      </w:r>
+      <w:r>
+        <w:rPr>
+          <w:b w:val="0"/>
+        </w:rPr>
+        <w:t>?</w:t>
       </w:r>
     </w:p>
     <w:p>
@@ -3278,7 +5378,22 @@
       </w:r>
     </w:p>
     <w:p>
-      <w:r>
+      <w:pPr>
+        <w:pStyle w:val="Heading3"/>
+      </w:pPr>
+      <w:r>
+        <w:t>Responsible design</w:t>
+      </w:r>
+    </w:p>
+    <w:p>
+      <w:pPr>
+        <w:spacing w:line="336" w:lineRule="auto" w:after="180"/>
+        <w:shd w:fill="FFF5E6"/>
+      </w:pPr>
+      <w:r>
+        <w:rPr>
+          <w:b w:val="0"/>
+        </w:rPr>
         <w:t>RESPONSIBLE DESIGN  Collect only necessary information. Show uncertainty and limits. Never confuse a ranking with a fact about a person.</w:t>
       </w:r>
     </w:p>
@@ -3291,8 +5406,38 @@
       </w:r>
     </w:p>
     <w:p>
-      <w:r>
-        <w:t>Give the recommender separate validation, eligibility and scoring functions whose inputs and results can be tested independently.</w:t>
+      <w:pPr>
+        <w:spacing w:line="336" w:lineRule="auto" w:after="180"/>
+      </w:pPr>
+      <w:r>
+        <w:rPr>
+          <w:b w:val="0"/>
+        </w:rPr>
+        <w:t xml:space="preserve">Give the recommender separate validation, eligibility and scoring </w:t>
+      </w:r>
+      <w:r>
+        <w:rPr>
+          <w:b/>
+        </w:rPr>
+        <w:t>function</w:t>
+      </w:r>
+      <w:r>
+        <w:rPr>
+          <w:b w:val="0"/>
+        </w:rPr>
+        <w:t xml:space="preserve">s whose </w:t>
+      </w:r>
+      <w:r>
+        <w:rPr>
+          <w:b/>
+        </w:rPr>
+        <w:t>input</w:t>
+      </w:r>
+      <w:r>
+        <w:rPr>
+          <w:b w:val="0"/>
+        </w:rPr>
+        <w:t>s and results can be tested independently.</w:t>
       </w:r>
     </w:p>
     <w:p>
@@ -3305,16 +5450,48 @@
     </w:p>
     <w:p>
       <w:r>
+        <w:t>Use a genuinely new case for independent evidence. Previously discussed examples remain practice; use the separately named independent case before feedback.</w:t>
+      </w:r>
+    </w:p>
+    <w:p>
+      <w:pPr>
+        <w:pStyle w:val="Heading3"/>
+      </w:pPr>
+      <w:r>
+        <w:t>Independent evidence</w:t>
+      </w:r>
+    </w:p>
+    <w:p>
+      <w:pPr>
+        <w:spacing w:line="336" w:lineRule="auto" w:after="180"/>
+        <w:shd w:fill="FFF5E6"/>
+      </w:pPr>
+      <w:r>
+        <w:rPr>
+          <w:b w:val="0"/>
+        </w:rPr>
         <w:t>INDEPENDENT MASTERY PROOF</w:t>
       </w:r>
     </w:p>
     <w:p>
-      <w:r>
+      <w:pPr>
+        <w:spacing w:line="336" w:lineRule="auto" w:after="180"/>
+      </w:pPr>
+      <w:r>
+        <w:rPr>
+          <w:b w:val="0"/>
+        </w:rPr>
         <w:t>Explain • Transfer • Test • Defend</w:t>
       </w:r>
     </w:p>
     <w:p>
-      <w:r>
+      <w:pPr>
+        <w:spacing w:line="336" w:lineRule="auto" w:after="180"/>
+      </w:pPr>
+      <w:r>
+        <w:rPr>
+          <w:b w:val="0"/>
+        </w:rPr>
         <w:t>Complete this page without copying the worked example. Your reasoning matters more than decoration.</w:t>
       </w:r>
     </w:p>
@@ -3355,12 +5532,46 @@
       </w:r>
     </w:p>
     <w:p>
-      <w:r>
-        <w:t>CHALLENGE  Break a school-morning helper into inputs, decisions, and actions.</w:t>
-      </w:r>
-    </w:p>
-    <w:p>
-      <w:r>
+      <w:pPr>
+        <w:pStyle w:val="Heading3"/>
+      </w:pPr>
+      <w:r>
+        <w:t>Try a more demanding case</w:t>
+      </w:r>
+    </w:p>
+    <w:p>
+      <w:pPr>
+        <w:spacing w:line="336" w:lineRule="auto" w:after="180"/>
+        <w:shd w:fill="F5F1FB"/>
+      </w:pPr>
+      <w:r>
+        <w:rPr>
+          <w:b w:val="0"/>
+        </w:rPr>
+        <w:t xml:space="preserve">CHALLENGE  Break a school-morning helper into </w:t>
+      </w:r>
+      <w:r>
+        <w:rPr>
+          <w:b/>
+        </w:rPr>
+        <w:t>input</w:t>
+      </w:r>
+      <w:r>
+        <w:rPr>
+          <w:b w:val="0"/>
+        </w:rPr>
+        <w:t>s, decisions, and actions.</w:t>
+      </w:r>
+    </w:p>
+    <w:p>
+      <w:pPr>
+        <w:spacing w:line="336" w:lineRule="auto" w:after="180"/>
+        <w:shd w:fill="F4F9FC"/>
+      </w:pPr>
+      <w:r>
+        <w:rPr>
+          <w:b w:val="0"/>
+        </w:rPr>
         <w:t>1. My fresh example, trace, calculation, or design:</w:t>
       </w:r>
     </w:p>
@@ -3398,8 +5609,27 @@
       </w:r>
     </w:p>
     <w:p>
-      <w:r>
-        <w:t>2. My evidence that it works (include a boundary or missing-data case):</w:t>
+      <w:pPr>
+        <w:spacing w:line="336" w:lineRule="auto" w:after="180"/>
+        <w:shd w:fill="F4F9FC"/>
+      </w:pPr>
+      <w:r>
+        <w:rPr>
+          <w:b w:val="0"/>
+        </w:rPr>
+        <w:t xml:space="preserve">2. My </w:t>
+      </w:r>
+      <w:r>
+        <w:rPr>
+          <w:b/>
+        </w:rPr>
+        <w:t>evidence</w:t>
+      </w:r>
+      <w:r>
+        <w:rPr>
+          <w:b w:val="0"/>
+        </w:rPr>
+        <w:t xml:space="preserve"> that it works (include a boundary or missing-data case):</w:t>
       </w:r>
     </w:p>
     <w:p>
@@ -3436,7 +5666,14 @@
       </w:r>
     </w:p>
     <w:p>
-      <w:r>
+      <w:pPr>
+        <w:spacing w:line="336" w:lineRule="auto" w:after="180"/>
+        <w:shd w:fill="F4F9FC"/>
+      </w:pPr>
+      <w:r>
+        <w:rPr>
+          <w:b w:val="0"/>
+        </w:rPr>
         <w:t>3. One limitation, fairness concern, or situation needing human review:</w:t>
       </w:r>
     </w:p>
@@ -3474,8 +5711,47 @@
       </w:r>
     </w:p>
     <w:p>
-      <w:r>
-        <w:t>SELF-CHECK  □ I explained the mechanism  □ I used evidence  □ I tested a fresh case  □ I named a limitation  □ I can answer ‘why?’</w:t>
+      <w:pPr>
+        <w:pStyle w:val="Heading3"/>
+      </w:pPr>
+      <w:r>
+        <w:t>Check your explanation</w:t>
+      </w:r>
+    </w:p>
+    <w:p>
+      <w:pPr>
+        <w:spacing w:line="336" w:lineRule="auto" w:after="180"/>
+        <w:shd w:fill="F5F1FB"/>
+      </w:pPr>
+      <w:r>
+        <w:rPr>
+          <w:b w:val="0"/>
+        </w:rPr>
+        <w:t xml:space="preserve">SELF-CHECK  □ I explained the </w:t>
+      </w:r>
+      <w:r>
+        <w:rPr>
+          <w:b/>
+        </w:rPr>
+        <w:t>mechanism</w:t>
+      </w:r>
+      <w:r>
+        <w:rPr>
+          <w:b w:val="0"/>
+        </w:rPr>
+        <w:t xml:space="preserve">  □ I used </w:t>
+      </w:r>
+      <w:r>
+        <w:rPr>
+          <w:b/>
+        </w:rPr>
+        <w:t>evidence</w:t>
+      </w:r>
+      <w:r>
+        <w:rPr>
+          <w:b w:val="0"/>
+        </w:rPr>
+        <w:t xml:space="preserve">  □ I tested a fresh case  □ I named a limitation  □ I can answer ‘why?’</w:t>
       </w:r>
     </w:p>
     <w:p>
@@ -3487,6 +5763,11 @@
       </w:r>
     </w:p>
     <w:p>
+      <w:r>
+        <w:t>Revisit the complete Decompose a Goal case for supported practice. Repeated examples do not become fresh assessments.</w:t>
+      </w:r>
+    </w:p>
+    <w:p>
       <w:pPr>
         <w:pStyle w:val="Heading3"/>
       </w:pPr>
@@ -3495,7 +5776,13 @@
       </w:r>
     </w:p>
     <w:p>
-      <w:r>
+      <w:pPr>
+        <w:spacing w:line="336" w:lineRule="auto" w:after="180"/>
+      </w:pPr>
+      <w:r>
+        <w:rPr>
+          <w:b w:val="0"/>
+        </w:rPr>
         <w:t>Use the supplied details to practise the weekly concept before attempting the independent question. This case extends the illustrated lesson.</w:t>
       </w:r>
     </w:p>
@@ -3508,7 +5795,13 @@
       </w:r>
     </w:p>
     <w:p>
-      <w:r>
+      <w:pPr>
+        <w:spacing w:line="336" w:lineRule="auto" w:after="180"/>
+      </w:pPr>
+      <w:r>
+        <w:rPr>
+          <w:b w:val="0"/>
+        </w:rPr>
         <w:t>A class wants to recommend one of five library books.</w:t>
       </w:r>
     </w:p>
@@ -3521,8 +5814,20 @@
       </w:r>
     </w:p>
     <w:p>
-      <w:r>
-        <w:t>Decompose the goal into checkable steps.</w:t>
+      <w:pPr>
+        <w:spacing w:line="336" w:lineRule="auto" w:after="180"/>
+      </w:pPr>
+      <w:r>
+        <w:rPr>
+          <w:b/>
+        </w:rPr>
+        <w:t>Decompose</w:t>
+      </w:r>
+      <w:r>
+        <w:rPr>
+          <w:b w:val="0"/>
+        </w:rPr>
+        <w:t xml:space="preserve"> the goal into checkable steps.</w:t>
       </w:r>
     </w:p>
     <w:p>
@@ -3534,7 +5839,13 @@
       </w:r>
     </w:p>
     <w:p>
-      <w:r>
+      <w:pPr>
+        <w:spacing w:line="336" w:lineRule="auto" w:after="180"/>
+      </w:pPr>
+      <w:r>
+        <w:rPr>
+          <w:b w:val="0"/>
+        </w:rPr>
         <w:t>Collect preferences, record book traits, score each with a declared rule, handle ties and explain the suggestion. Each step produces an inspectable record.</w:t>
       </w:r>
     </w:p>
@@ -3547,7 +5858,14 @@
       </w:r>
     </w:p>
     <w:p>
-      <w:r>
+      <w:pPr>
+        <w:spacing w:line="336" w:lineRule="auto" w:after="180"/>
+        <w:shd w:fill="F5F1FB"/>
+      </w:pPr>
+      <w:r>
+        <w:rPr>
+          <w:b w:val="0"/>
+        </w:rPr>
         <w:t>Which detail supports the answer, and why does it matter?</w:t>
       </w:r>
     </w:p>
@@ -3725,17 +6043,41 @@
       </w:tr>
     </w:tbl>
     <w:p>
-      <w:r>
+      <w:pPr>
+        <w:spacing w:line="336" w:lineRule="auto" w:after="180"/>
+      </w:pPr>
+      <w:r>
+        <w:rPr>
+          <w:b w:val="0"/>
+        </w:rPr>
         <w:t>A class wants to recommend one of five library books.</w:t>
       </w:r>
     </w:p>
     <w:p>
-      <w:r>
-        <w:t>Decompose the goal into checkable steps.</w:t>
-      </w:r>
-    </w:p>
-    <w:p>
-      <w:r>
+      <w:pPr>
+        <w:spacing w:line="336" w:lineRule="auto" w:after="180"/>
+      </w:pPr>
+      <w:r>
+        <w:rPr>
+          <w:b/>
+        </w:rPr>
+        <w:t>Decompose</w:t>
+      </w:r>
+      <w:r>
+        <w:rPr>
+          <w:b w:val="0"/>
+        </w:rPr>
+        <w:t xml:space="preserve"> the goal into checkable steps.</w:t>
+      </w:r>
+    </w:p>
+    <w:p>
+      <w:pPr>
+        <w:spacing w:line="336" w:lineRule="auto" w:after="180"/>
+      </w:pPr>
+      <w:r>
+        <w:rPr>
+          <w:b w:val="0"/>
+        </w:rPr>
         <w:t>Collect preferences, record book traits, score each with a declared rule, handle ties and explain the suggestion. Each step produces an inspectable record.</w:t>
       </w:r>
     </w:p>
@@ -3748,6 +6090,11 @@
       </w:r>
     </w:p>
     <w:p>
+      <w:r>
+        <w:t>Attempt the reserved new case before feedback. Record support; the earlier examples below remain additional practice.</w:t>
+      </w:r>
+    </w:p>
+    <w:p>
       <w:pPr>
         <w:pStyle w:val="Heading3"/>
       </w:pPr>
@@ -3756,8 +6103,73 @@
       </w:r>
     </w:p>
     <w:p>
-      <w:r>
-        <w:t>Each sealed box contains 6 counters. Define show_stock(boxes, loose) to print the total counters using its two parameters. Assume nonnegative integer arguments. Call it with (3, 2), (0, 2) and (3, 0). Predict each output and explain why show_stock(2, 3) is a different case.</w:t>
+      <w:pPr>
+        <w:spacing w:line="336" w:lineRule="auto" w:after="180"/>
+      </w:pPr>
+      <w:r>
+        <w:rPr>
+          <w:b w:val="0"/>
+        </w:rPr>
+        <w:t xml:space="preserve">Each sealed box contains 6 counters. Define show_stock(boxes, loose) to print the total counters using its two </w:t>
+      </w:r>
+      <w:r>
+        <w:rPr>
+          <w:b/>
+        </w:rPr>
+        <w:t>parameter</w:t>
+      </w:r>
+      <w:r>
+        <w:rPr>
+          <w:b w:val="0"/>
+        </w:rPr>
+        <w:t xml:space="preserve">s. Assume nonnegative integer </w:t>
+      </w:r>
+      <w:r>
+        <w:rPr>
+          <w:b/>
+        </w:rPr>
+        <w:t>argument</w:t>
+      </w:r>
+      <w:r>
+        <w:rPr>
+          <w:b w:val="0"/>
+        </w:rPr>
+        <w:t xml:space="preserve">s. </w:t>
+      </w:r>
+      <w:r>
+        <w:rPr>
+          <w:b/>
+        </w:rPr>
+        <w:t>Call</w:t>
+      </w:r>
+      <w:r>
+        <w:rPr>
+          <w:b w:val="0"/>
+        </w:rPr>
+        <w:t xml:space="preserve"> it with (3, 2), (0, 2) and (3, 0).</w:t>
+      </w:r>
+    </w:p>
+    <w:p>
+      <w:pPr>
+        <w:spacing w:line="336" w:lineRule="auto" w:after="180"/>
+      </w:pPr>
+      <w:r>
+        <w:rPr>
+          <w:b w:val="0"/>
+        </w:rPr>
+        <w:t xml:space="preserve">Predict each </w:t>
+      </w:r>
+      <w:r>
+        <w:rPr>
+          <w:b/>
+        </w:rPr>
+        <w:t>output</w:t>
+      </w:r>
+      <w:r>
+        <w:rPr>
+          <w:b w:val="0"/>
+        </w:rPr>
+        <w:t xml:space="preserve"> and explain why show_stock(2, 3) is a different case.</w:t>
       </w:r>
     </w:p>
     <w:p>
@@ -3804,7 +6216,13 @@
       </w:r>
     </w:p>
     <w:p>
-      <w:r>
+      <w:pPr>
+        <w:spacing w:line="336" w:lineRule="auto" w:after="180"/>
+      </w:pPr>
+      <w:r>
+        <w:rPr>
+          <w:b w:val="0"/>
+        </w:rPr>
         <w:t>Attempt this case before feedback. Record any help. Earlier examples below are further practice; a case already practised with feedback cannot establish fresh transfer.</w:t>
       </w:r>
     </w:p>
@@ -3817,18 +6235,42 @@
       </w:r>
     </w:p>
     <w:p>
-      <w:r>
+      <w:pPr>
+        <w:spacing w:line="336" w:lineRule="auto" w:after="180"/>
+      </w:pPr>
+      <w:r>
+        <w:rPr>
+          <w:b w:val="0"/>
+        </w:rPr>
         <w:t>Close the worked explanation. Apply the idea to this different question without copying.</w:t>
       </w:r>
     </w:p>
     <w:p>
-      <w:r>
+      <w:pPr>
+        <w:spacing w:line="336" w:lineRule="auto" w:after="180"/>
+      </w:pPr>
+      <w:r>
+        <w:rPr>
+          <w:b w:val="0"/>
+        </w:rPr>
         <w:t>A recommender must receive a topic, find matching books and show one title. Split the goal into three tasks and state what passes between them.</w:t>
       </w:r>
     </w:p>
     <w:p>
-      <w:r>
-        <w:t>My answer, with a trace, calculation or supporting evidence</w:t>
+      <w:pPr>
+        <w:spacing w:line="336" w:lineRule="auto" w:after="180"/>
+      </w:pPr>
+      <w:r>
+        <w:rPr>
+          <w:b w:val="0"/>
+        </w:rPr>
+        <w:t xml:space="preserve">My answer, with a trace, calculation or supporting </w:t>
+      </w:r>
+      <w:r>
+        <w:rPr>
+          <w:b/>
+        </w:rPr>
+        <w:t>evidence</w:t>
       </w:r>
     </w:p>
     <w:p>
@@ -3873,13 +6315,37 @@
       </w:r>
     </w:p>
     <w:p>
-      <w:r>
+      <w:pPr>
+        <w:spacing w:line="336" w:lineRule="auto" w:after="180"/>
+      </w:pPr>
+      <w:r>
+        <w:rPr>
+          <w:b w:val="0"/>
+        </w:rPr>
         <w:t>Change one relevant detail. Predict the result before testing. Include a boundary or missing-information case when it helps reveal a limit.</w:t>
       </w:r>
     </w:p>
     <w:p>
-      <w:r>
-        <w:t>My changed input and expected result</w:t>
+      <w:pPr>
+        <w:spacing w:line="336" w:lineRule="auto" w:after="180"/>
+      </w:pPr>
+      <w:r>
+        <w:rPr>
+          <w:b w:val="0"/>
+        </w:rPr>
+        <w:t xml:space="preserve">My changed </w:t>
+      </w:r>
+      <w:r>
+        <w:rPr>
+          <w:b/>
+        </w:rPr>
+        <w:t>input</w:t>
+      </w:r>
+      <w:r>
+        <w:rPr>
+          <w:b w:val="0"/>
+        </w:rPr>
+        <w:t xml:space="preserve"> and expected result</w:t>
       </w:r>
     </w:p>
     <w:p>
@@ -3924,13 +6390,37 @@
       </w:r>
     </w:p>
     <w:p>
-      <w:r>
+      <w:pPr>
+        <w:spacing w:line="336" w:lineRule="auto" w:after="180"/>
+      </w:pPr>
+      <w:r>
+        <w:rPr>
+          <w:b w:val="0"/>
+        </w:rPr>
         <w:t>Separate reader profile, book data, score calculation, ranking, and explanation.</w:t>
       </w:r>
     </w:p>
     <w:p>
-      <w:r>
-        <w:t>The evidence I will keep</w:t>
+      <w:pPr>
+        <w:spacing w:line="336" w:lineRule="auto" w:after="180"/>
+      </w:pPr>
+      <w:r>
+        <w:rPr>
+          <w:b w:val="0"/>
+        </w:rPr>
+        <w:t xml:space="preserve">The </w:t>
+      </w:r>
+      <w:r>
+        <w:rPr>
+          <w:b/>
+        </w:rPr>
+        <w:t>evidence</w:t>
+      </w:r>
+      <w:r>
+        <w:rPr>
+          <w:b w:val="0"/>
+        </w:rPr>
+        <w:t xml:space="preserve"> I will keep</w:t>
       </w:r>
     </w:p>
     <w:p>
@@ -3967,8 +6457,26 @@
       </w:r>
     </w:p>
     <w:p>
-      <w:r>
-        <w:t>Your teacher has the independent answer and scoring criteria. Complete the matching workbook week to keep your practice evidence together.</w:t>
+      <w:pPr>
+        <w:spacing w:line="336" w:lineRule="auto" w:after="180"/>
+      </w:pPr>
+      <w:r>
+        <w:rPr>
+          <w:b w:val="0"/>
+        </w:rPr>
+        <w:t xml:space="preserve">Your teacher has the independent answer and scoring criteria. Complete the matching workbook week to keep your practice </w:t>
+      </w:r>
+      <w:r>
+        <w:rPr>
+          <w:b/>
+        </w:rPr>
+        <w:t>evidence</w:t>
+      </w:r>
+      <w:r>
+        <w:rPr>
+          <w:b w:val="0"/>
+        </w:rPr>
+        <w:t xml:space="preserve"> together.</w:t>
       </w:r>
     </w:p>
     <w:p>
@@ -3980,8 +6488,20 @@
       </w:r>
     </w:p>
     <w:p>
-      <w:r>
-        <w:t>Decompose a recommender for books under 120 pages in a requested genre. A teammate scores every book before checking the page limit. Explain a clearer order and the record passed between stages.</w:t>
+      <w:pPr>
+        <w:spacing w:line="336" w:lineRule="auto" w:after="180"/>
+      </w:pPr>
+      <w:r>
+        <w:rPr>
+          <w:b/>
+        </w:rPr>
+        <w:t>Decompose</w:t>
+      </w:r>
+      <w:r>
+        <w:rPr>
+          <w:b w:val="0"/>
+        </w:rPr>
+        <w:t xml:space="preserve"> a recommender for books under 120 pages in a requested genre. A teammate scores every book before checking the page limit. Explain a clearer order and the record passed between stages.</w:t>
       </w:r>
     </w:p>
     <w:p>
@@ -4036,8 +6556,25 @@
       </w:r>
     </w:p>
     <w:p>
-      <w:r>
-        <w:t>Attempt the independent case before hints. Record whether you worked alone, used a hint or followed a model. After feedback, fix the first unsupported step and explain why it changed. A later check uses a changed case, not a copied answer.</w:t>
+      <w:pPr>
+        <w:spacing w:line="336" w:lineRule="auto" w:after="180"/>
+      </w:pPr>
+      <w:r>
+        <w:rPr>
+          <w:b w:val="0"/>
+        </w:rPr>
+        <w:t>Attempt the independent case before hints. Record whether you worked alone, used a hint or followed a model. After feedback, fix the first unsupported step and explain why it changed.</w:t>
+      </w:r>
+    </w:p>
+    <w:p>
+      <w:pPr>
+        <w:spacing w:line="336" w:lineRule="auto" w:after="180"/>
+      </w:pPr>
+      <w:r>
+        <w:rPr>
+          <w:b w:val="0"/>
+        </w:rPr>
+        <w:t>A later check uses a changed case, not a copied answer.</w:t>
       </w:r>
     </w:p>
     <w:p>
@@ -4050,6 +6587,17 @@
     </w:p>
     <w:p>
       <w:r>
+        <w:t>Use this map to navigate Decompose a Goal, connect the goals to tasks and keep one evidence record for each attempt.</w:t>
+      </w:r>
+    </w:p>
+    <w:p>
+      <w:pPr>
+        <w:spacing w:line="336" w:lineRule="auto" w:after="180"/>
+      </w:pPr>
+      <w:r>
+        <w:rPr>
+          <w:b w:val="0"/>
+        </w:rPr>
         <w:t>Start with this question: A fictional library computes total spine labels needed for several equal shelves.</w:t>
       </w:r>
     </w:p>
@@ -4156,13 +6704,61 @@
       </w:tr>
     </w:tbl>
     <w:p>
-      <w:r>
-        <w:t>Remember → watch and explain → try with help → investigate → try independently → keep project evidence. Your teacher may spread this lesson across several classes.</w:t>
-      </w:r>
-    </w:p>
-    <w:p>
-      <w:r>
-        <w:t>Keep your first prediction. Compare it with what the evidence shows and explain any change.</w:t>
+      <w:pPr>
+        <w:spacing w:line="336" w:lineRule="auto" w:after="180"/>
+      </w:pPr>
+      <w:r>
+        <w:rPr>
+          <w:b w:val="0"/>
+        </w:rPr>
+        <w:t xml:space="preserve">Remember → watch and explain → try with help → investigate → try independently → keep project </w:t>
+      </w:r>
+      <w:r>
+        <w:rPr>
+          <w:b/>
+        </w:rPr>
+        <w:t>evidence</w:t>
+      </w:r>
+      <w:r>
+        <w:rPr>
+          <w:b w:val="0"/>
+        </w:rPr>
+        <w:t>. Your teacher may spread this lesson across several classes.</w:t>
+      </w:r>
+    </w:p>
+    <w:p>
+      <w:pPr>
+        <w:spacing w:line="336" w:lineRule="auto" w:after="180"/>
+      </w:pPr>
+      <w:r>
+        <w:rPr>
+          <w:b w:val="0"/>
+        </w:rPr>
+        <w:t xml:space="preserve">Keep your first </w:t>
+      </w:r>
+      <w:r>
+        <w:rPr>
+          <w:b/>
+        </w:rPr>
+        <w:t>prediction</w:t>
+      </w:r>
+      <w:r>
+        <w:rPr>
+          <w:b w:val="0"/>
+        </w:rPr>
+        <w:t xml:space="preserve">. Compare it with what the </w:t>
+      </w:r>
+      <w:r>
+        <w:rPr>
+          <w:b/>
+        </w:rPr>
+        <w:t>evidence</w:t>
+      </w:r>
+      <w:r>
+        <w:rPr>
+          <w:b w:val="0"/>
+        </w:rPr>
+        <w:t xml:space="preserve"> shows and explain any change.</w:t>
       </w:r>
     </w:p>
     <w:p>
@@ -4175,7 +6771,60 @@
     </w:p>
     <w:p>
       <w:r>
-        <w:t>Close your notes. Explain this goal in your own words: Distinguish a function definition from a function call</w:t>
+        <w:t>Explain Decompose a Goal without notes, identify a remaining question and plan a later check with a changed case.</w:t>
+      </w:r>
+    </w:p>
+    <w:p>
+      <w:pPr>
+        <w:spacing w:line="336" w:lineRule="auto" w:after="180"/>
+      </w:pPr>
+      <w:r>
+        <w:rPr>
+          <w:b w:val="0"/>
+        </w:rPr>
+        <w:t xml:space="preserve">Close your notes. Explain this goal in your own words: Distinguish a </w:t>
+      </w:r>
+      <w:r>
+        <w:rPr>
+          <w:b/>
+        </w:rPr>
+        <w:t>function</w:t>
+      </w:r>
+      <w:r>
+        <w:rPr>
+          <w:b w:val="0"/>
+        </w:rPr>
+        <w:t xml:space="preserve"> </w:t>
+      </w:r>
+      <w:r>
+        <w:rPr>
+          <w:b/>
+        </w:rPr>
+        <w:t>definition</w:t>
+      </w:r>
+      <w:r>
+        <w:rPr>
+          <w:b w:val="0"/>
+        </w:rPr>
+        <w:t xml:space="preserve"> from a </w:t>
+      </w:r>
+      <w:r>
+        <w:rPr>
+          <w:b/>
+        </w:rPr>
+        <w:t>function</w:t>
+      </w:r>
+      <w:r>
+        <w:rPr>
+          <w:b w:val="0"/>
+        </w:rPr>
+        <w:t xml:space="preserve"> </w:t>
+      </w:r>
+      <w:r>
+        <w:rPr>
+          <w:b/>
+        </w:rPr>
+        <w:t>call</w:t>
       </w:r>
     </w:p>
     <w:p>
@@ -4212,13 +6861,61 @@
       </w:r>
     </w:p>
     <w:p>
-      <w:r>
-        <w:t>If you are unsure, return to the worked picture and explain one arrow. If you are ready, change an input or assumption and justify your prediction.</w:t>
-      </w:r>
-    </w:p>
-    <w:p>
-      <w:r>
-        <w:t>Save your workbook evidence. At the next review, try a different case before opening your old answer.</w:t>
+      <w:pPr>
+        <w:spacing w:line="336" w:lineRule="auto" w:after="180"/>
+      </w:pPr>
+      <w:r>
+        <w:rPr>
+          <w:b w:val="0"/>
+        </w:rPr>
+        <w:t xml:space="preserve">If you are unsure, return to the worked picture and explain one arrow. If you are ready, change an </w:t>
+      </w:r>
+      <w:r>
+        <w:rPr>
+          <w:b/>
+        </w:rPr>
+        <w:t>input</w:t>
+      </w:r>
+      <w:r>
+        <w:rPr>
+          <w:b w:val="0"/>
+        </w:rPr>
+        <w:t xml:space="preserve"> or assumption and justify your </w:t>
+      </w:r>
+      <w:r>
+        <w:rPr>
+          <w:b/>
+        </w:rPr>
+        <w:t>prediction</w:t>
+      </w:r>
+      <w:r>
+        <w:rPr>
+          <w:b w:val="0"/>
+        </w:rPr>
+        <w:t>.</w:t>
+      </w:r>
+    </w:p>
+    <w:p>
+      <w:pPr>
+        <w:spacing w:line="336" w:lineRule="auto" w:after="180"/>
+      </w:pPr>
+      <w:r>
+        <w:rPr>
+          <w:b w:val="0"/>
+        </w:rPr>
+        <w:t xml:space="preserve">Save your workbook </w:t>
+      </w:r>
+      <w:r>
+        <w:rPr>
+          <w:b/>
+        </w:rPr>
+        <w:t>evidence</w:t>
+      </w:r>
+      <w:r>
+        <w:rPr>
+          <w:b w:val="0"/>
+        </w:rPr>
+        <w:t>. At the next review, try a different case before opening your old answer.</w:t>
       </w:r>
     </w:p>
     <w:p>
@@ -4231,11 +6928,28 @@
     </w:p>
     <w:p>
       <w:r>
+        <w:t>Attempt supported questions before using hints or feedback. Review a missing building block, then keep the completed work.</w:t>
+      </w:r>
+    </w:p>
+    <w:p>
+      <w:pPr>
+        <w:spacing w:line="336" w:lineRule="auto" w:after="180"/>
+      </w:pPr>
+      <w:r>
+        <w:rPr>
+          <w:b w:val="0"/>
+        </w:rPr>
         <w:t>Use this supported practice once, in the browser or on paper. Keep the reserved independent assessment for a separate first attempt before teacher feedback.</w:t>
       </w:r>
     </w:p>
     <w:p>
-      <w:r>
+      <w:pPr>
+        <w:spacing w:line="336" w:lineRule="auto" w:after="180"/>
+      </w:pPr>
+      <w:r>
+        <w:rPr>
+          <w:b w:val="0"/>
+        </w:rPr>
         <w:t>A fictional library computes total spine labels needed for several equal shelves.</w:t>
       </w:r>
     </w:p>
@@ -4248,27 +6962,109 @@
       </w:r>
     </w:p>
     <w:p>
-      <w:r>
+      <w:pPr>
+        <w:spacing w:line="336" w:lineRule="auto" w:after="180"/>
+      </w:pPr>
+      <w:r>
+        <w:rPr>
+          <w:b w:val="0"/>
+        </w:rPr>
         <w:t>Which labelled step matches this detail? needed receives 24; print(needed) displays 24.</w:t>
       </w:r>
     </w:p>
     <w:p>
-      <w:r>
-        <w:t>1. Function body</w:t>
-      </w:r>
-    </w:p>
-    <w:p>
-      <w:r>
-        <w:t>2. Caller prints</w:t>
-      </w:r>
-    </w:p>
-    <w:p>
-      <w:r>
-        <w:t>3. Call with arguments</w:t>
-      </w:r>
-    </w:p>
-    <w:p>
-      <w:r>
+      <w:pPr>
+        <w:spacing w:line="336" w:lineRule="auto" w:after="180"/>
+        <w:shd w:fill="F4F9FC"/>
+      </w:pPr>
+      <w:r>
+        <w:rPr>
+          <w:b w:val="0"/>
+        </w:rPr>
+        <w:t xml:space="preserve">1. </w:t>
+      </w:r>
+      <w:r>
+        <w:rPr>
+          <w:b/>
+        </w:rPr>
+        <w:t>Function</w:t>
+      </w:r>
+      <w:r>
+        <w:rPr>
+          <w:b w:val="0"/>
+        </w:rPr>
+        <w:t xml:space="preserve"> body</w:t>
+      </w:r>
+    </w:p>
+    <w:p>
+      <w:pPr>
+        <w:spacing w:line="336" w:lineRule="auto" w:after="180"/>
+        <w:shd w:fill="F4F9FC"/>
+      </w:pPr>
+      <w:r>
+        <w:rPr>
+          <w:b w:val="0"/>
+        </w:rPr>
+        <w:t xml:space="preserve">2. </w:t>
+      </w:r>
+      <w:r>
+        <w:rPr>
+          <w:b/>
+        </w:rPr>
+        <w:t>Call</w:t>
+      </w:r>
+      <w:r>
+        <w:rPr>
+          <w:b w:val="0"/>
+        </w:rPr>
+        <w:t>er prints</w:t>
+      </w:r>
+    </w:p>
+    <w:p>
+      <w:pPr>
+        <w:spacing w:line="336" w:lineRule="auto" w:after="180"/>
+        <w:shd w:fill="F4F9FC"/>
+      </w:pPr>
+      <w:r>
+        <w:rPr>
+          <w:b w:val="0"/>
+        </w:rPr>
+        <w:t xml:space="preserve">3. </w:t>
+      </w:r>
+      <w:r>
+        <w:rPr>
+          <w:b/>
+        </w:rPr>
+        <w:t>Call</w:t>
+      </w:r>
+      <w:r>
+        <w:rPr>
+          <w:b w:val="0"/>
+        </w:rPr>
+        <w:t xml:space="preserve"> with </w:t>
+      </w:r>
+      <w:r>
+        <w:rPr>
+          <w:b/>
+        </w:rPr>
+        <w:t>argument</w:t>
+      </w:r>
+      <w:r>
+        <w:rPr>
+          <w:b w:val="0"/>
+        </w:rPr>
+        <w:t>s</w:t>
+      </w:r>
+    </w:p>
+    <w:p>
+      <w:pPr>
+        <w:spacing w:line="336" w:lineRule="auto" w:after="180"/>
+        <w:shd w:fill="F4F9FC"/>
+      </w:pPr>
+      <w:r>
+        <w:rPr>
+          <w:b w:val="0"/>
+        </w:rPr>
         <w:t>4. Return value</w:t>
       </w:r>
     </w:p>
@@ -4306,48 +7102,288 @@
       </w:r>
     </w:p>
     <w:p>
-      <w:r>
+      <w:pPr>
+        <w:pStyle w:val="Heading3"/>
+      </w:pPr>
+      <w:r>
+        <w:t>Hint · try first</w:t>
+      </w:r>
+    </w:p>
+    <w:p>
+      <w:pPr>
+        <w:spacing w:line="336" w:lineRule="auto" w:after="180"/>
+        <w:shd w:fill="F1F6F8"/>
+      </w:pPr>
+      <w:r>
+        <w:rPr>
+          <w:b w:val="0"/>
+        </w:rPr>
         <w:t>Hint if needed: Read the steps in the pictorial case. Match the supplied detail to the stage that performs or records it.</w:t>
       </w:r>
     </w:p>
     <w:p>
-      <w:r>
-        <w:t>After your attempt, compare with the supported explanation: Caller prints needed receives 24; print(needed) displays 24. A function separates one named job from the surrounding program. Arguments supply data for this call; return supplies its result. A print statement in the caller is a different action. Clear parameter names help detect swapping or misusing inputs without assuming every function prints automatically.</w:t>
-      </w:r>
-    </w:p>
-    <w:p>
       <w:pPr>
         <w:pStyle w:val="Heading3"/>
       </w:pPr>
       <w:r>
+        <w:t>Feedback · compare after trying</w:t>
+      </w:r>
+    </w:p>
+    <w:p>
+      <w:pPr>
+        <w:spacing w:line="336" w:lineRule="auto" w:after="180"/>
+        <w:shd w:fill="F1F6FC"/>
+      </w:pPr>
+      <w:r>
+        <w:rPr>
+          <w:b w:val="0"/>
+        </w:rPr>
+        <w:t xml:space="preserve">After your attempt, compare with the supported explanation: </w:t>
+      </w:r>
+      <w:r>
+        <w:rPr>
+          <w:b/>
+        </w:rPr>
+        <w:t>Call</w:t>
+      </w:r>
+      <w:r>
+        <w:rPr>
+          <w:b w:val="0"/>
+        </w:rPr>
+        <w:t xml:space="preserve">er prints needed receives 24; print(needed) displays 24. A </w:t>
+      </w:r>
+      <w:r>
+        <w:rPr>
+          <w:b/>
+        </w:rPr>
+        <w:t>function</w:t>
+      </w:r>
+      <w:r>
+        <w:rPr>
+          <w:b w:val="0"/>
+        </w:rPr>
+        <w:t xml:space="preserve"> separates one named job from the surrounding program.</w:t>
+      </w:r>
+    </w:p>
+    <w:p>
+      <w:pPr>
+        <w:spacing w:line="336" w:lineRule="auto" w:after="180"/>
+        <w:shd w:fill="F1F6FC"/>
+      </w:pPr>
+      <w:r>
+        <w:rPr>
+          <w:b/>
+        </w:rPr>
+        <w:t>Argument</w:t>
+      </w:r>
+      <w:r>
+        <w:rPr>
+          <w:b w:val="0"/>
+        </w:rPr>
+        <w:t xml:space="preserve">s supply data for this </w:t>
+      </w:r>
+      <w:r>
+        <w:rPr>
+          <w:b/>
+        </w:rPr>
+        <w:t>call</w:t>
+      </w:r>
+      <w:r>
+        <w:rPr>
+          <w:b w:val="0"/>
+        </w:rPr>
+        <w:t xml:space="preserve">; return supplies its result. A print statement in the </w:t>
+      </w:r>
+      <w:r>
+        <w:rPr>
+          <w:b/>
+        </w:rPr>
+        <w:t>call</w:t>
+      </w:r>
+      <w:r>
+        <w:rPr>
+          <w:b w:val="0"/>
+        </w:rPr>
+        <w:t>er is a different action.</w:t>
+      </w:r>
+    </w:p>
+    <w:p>
+      <w:pPr>
+        <w:spacing w:line="336" w:lineRule="auto" w:after="180"/>
+        <w:shd w:fill="F1F6FC"/>
+      </w:pPr>
+      <w:r>
+        <w:rPr>
+          <w:b w:val="0"/>
+        </w:rPr>
+        <w:t xml:space="preserve">Clear </w:t>
+      </w:r>
+      <w:r>
+        <w:rPr>
+          <w:b/>
+        </w:rPr>
+        <w:t>parameter</w:t>
+      </w:r>
+      <w:r>
+        <w:rPr>
+          <w:b w:val="0"/>
+        </w:rPr>
+        <w:t xml:space="preserve"> names help detect swapping or misusing </w:t>
+      </w:r>
+      <w:r>
+        <w:rPr>
+          <w:b/>
+        </w:rPr>
+        <w:t>input</w:t>
+      </w:r>
+      <w:r>
+        <w:rPr>
+          <w:b w:val="0"/>
+        </w:rPr>
+        <w:t xml:space="preserve">s without assuming every </w:t>
+      </w:r>
+      <w:r>
+        <w:rPr>
+          <w:b/>
+        </w:rPr>
+        <w:t>function</w:t>
+      </w:r>
+      <w:r>
+        <w:rPr>
+          <w:b w:val="0"/>
+        </w:rPr>
+        <w:t xml:space="preserve"> prints automati</w:t>
+      </w:r>
+      <w:r>
+        <w:rPr>
+          <w:b/>
+        </w:rPr>
+        <w:t>call</w:t>
+      </w:r>
+      <w:r>
+        <w:rPr>
+          <w:b w:val="0"/>
+        </w:rPr>
+        <w:t>y.</w:t>
+      </w:r>
+    </w:p>
+    <w:p>
+      <w:pPr>
+        <w:pStyle w:val="Heading3"/>
+      </w:pPr>
+      <w:r>
         <w:t>Practice 2: explain the deciding evidence</w:t>
       </w:r>
     </w:p>
     <w:p>
-      <w:r>
-        <w:t>Changed-case practice: Call labels(4,0) instead. Which conclusion is supported by the supplied facts?</w:t>
-      </w:r>
-    </w:p>
-    <w:p>
-      <w:r>
-        <w:t>1. This one example guarantees correct results for every future input.</w:t>
-      </w:r>
-    </w:p>
-    <w:p>
-      <w:r>
-        <w:t>2. We can decide the result without examining the changed input or the procedure.</w:t>
-      </w:r>
-    </w:p>
-    <w:p>
-      <w:r>
-        <w:t>3. The returned result is 0, and the caller prints 0.</w:t>
-      </w:r>
-    </w:p>
-    <w:p>
       <w:pPr>
         <w:pStyle w:val="Heading3"/>
       </w:pPr>
       <w:r>
+        <w:t>Changed case · predict first</w:t>
+      </w:r>
+    </w:p>
+    <w:p>
+      <w:pPr>
+        <w:spacing w:line="336" w:lineRule="auto" w:after="180"/>
+        <w:shd w:fill="F5F1FB"/>
+      </w:pPr>
+      <w:r>
+        <w:rPr>
+          <w:b w:val="0"/>
+        </w:rPr>
+        <w:t xml:space="preserve">Changed-case practice: </w:t>
+      </w:r>
+      <w:r>
+        <w:rPr>
+          <w:b/>
+        </w:rPr>
+        <w:t>Call</w:t>
+      </w:r>
+      <w:r>
+        <w:rPr>
+          <w:b w:val="0"/>
+        </w:rPr>
+        <w:t xml:space="preserve"> labels(4,0) instead. Which conclusion is supported by the supplied facts?</w:t>
+      </w:r>
+    </w:p>
+    <w:p>
+      <w:pPr>
+        <w:spacing w:line="336" w:lineRule="auto" w:after="180"/>
+        <w:shd w:fill="F4F9FC"/>
+      </w:pPr>
+      <w:r>
+        <w:rPr>
+          <w:b w:val="0"/>
+        </w:rPr>
+        <w:t xml:space="preserve">1. This one example guarantees correct results for every future </w:t>
+      </w:r>
+      <w:r>
+        <w:rPr>
+          <w:b/>
+        </w:rPr>
+        <w:t>input</w:t>
+      </w:r>
+      <w:r>
+        <w:rPr>
+          <w:b w:val="0"/>
+        </w:rPr>
+        <w:t>.</w:t>
+      </w:r>
+    </w:p>
+    <w:p>
+      <w:pPr>
+        <w:spacing w:line="336" w:lineRule="auto" w:after="180"/>
+        <w:shd w:fill="F4F9FC"/>
+      </w:pPr>
+      <w:r>
+        <w:rPr>
+          <w:b w:val="0"/>
+        </w:rPr>
+        <w:t xml:space="preserve">2. We can decide the result without examining the changed </w:t>
+      </w:r>
+      <w:r>
+        <w:rPr>
+          <w:b/>
+        </w:rPr>
+        <w:t>input</w:t>
+      </w:r>
+      <w:r>
+        <w:rPr>
+          <w:b w:val="0"/>
+        </w:rPr>
+        <w:t xml:space="preserve"> or the procedure.</w:t>
+      </w:r>
+    </w:p>
+    <w:p>
+      <w:pPr>
+        <w:spacing w:line="336" w:lineRule="auto" w:after="180"/>
+        <w:shd w:fill="F4F9FC"/>
+      </w:pPr>
+      <w:r>
+        <w:rPr>
+          <w:b w:val="0"/>
+        </w:rPr>
+        <w:t xml:space="preserve">3. The returned result is 0, and the </w:t>
+      </w:r>
+      <w:r>
+        <w:rPr>
+          <w:b/>
+        </w:rPr>
+        <w:t>call</w:t>
+      </w:r>
+      <w:r>
+        <w:rPr>
+          <w:b w:val="0"/>
+        </w:rPr>
+        <w:t>er prints 0.</w:t>
+      </w:r>
+    </w:p>
+    <w:p>
+      <w:pPr>
+        <w:pStyle w:val="Heading3"/>
+      </w:pPr>
+      <w:r>
         <w:t>My selected conclusion, deciding fact and explanation</w:t>
       </w:r>
     </w:p>
@@ -4377,26 +7413,97 @@
       </w:r>
     </w:p>
     <w:p>
-      <w:r>
+      <w:pPr>
+        <w:pStyle w:val="Heading3"/>
+      </w:pPr>
+      <w:r>
+        <w:t>Hint · try first</w:t>
+      </w:r>
+    </w:p>
+    <w:p>
+      <w:pPr>
+        <w:spacing w:line="336" w:lineRule="auto" w:after="180"/>
+        <w:shd w:fill="F1F6F8"/>
+      </w:pPr>
+      <w:r>
+        <w:rPr>
+          <w:b w:val="0"/>
+        </w:rPr>
         <w:t>Hint if needed: Use the changed condition and the deciding step in the pictorial trace. The answer must say what follows from those facts.</w:t>
       </w:r>
     </w:p>
     <w:p>
-      <w:r>
-        <w:t>After your attempt, compare with the supported explanation: The returned result is 0, and the caller prints 0. Four shelves times zero labels per shelf is zero.</w:t>
-      </w:r>
-    </w:p>
-    <w:p>
       <w:pPr>
         <w:pStyle w:val="Heading3"/>
       </w:pPr>
       <w:r>
+        <w:t>Feedback · compare after trying</w:t>
+      </w:r>
+    </w:p>
+    <w:p>
+      <w:pPr>
+        <w:spacing w:line="336" w:lineRule="auto" w:after="180"/>
+        <w:shd w:fill="F1F6FC"/>
+      </w:pPr>
+      <w:r>
+        <w:rPr>
+          <w:b w:val="0"/>
+        </w:rPr>
+        <w:t xml:space="preserve">After your attempt, compare with the supported explanation: The returned result is 0, and the </w:t>
+      </w:r>
+      <w:r>
+        <w:rPr>
+          <w:b/>
+        </w:rPr>
+        <w:t>call</w:t>
+      </w:r>
+      <w:r>
+        <w:rPr>
+          <w:b w:val="0"/>
+        </w:rPr>
+        <w:t>er prints 0. Four shelves times zero labels per shelf is zero.</w:t>
+      </w:r>
+    </w:p>
+    <w:p>
+      <w:pPr>
+        <w:pStyle w:val="Heading3"/>
+      </w:pPr>
+      <w:r>
         <w:t>Repair a missing building block</w:t>
       </w:r>
     </w:p>
     <w:p>
-      <w:r>
-        <w:t>Review Precision in Algorithms (ai-2/1). Goal: Translate a short paper calculation into a Python script. Short practice: If print(total) moves before total=total+2, what gets printed for the original input?. Return to this week and explain what you changed.</w:t>
+      <w:pPr>
+        <w:spacing w:line="336" w:lineRule="auto" w:after="180"/>
+      </w:pPr>
+      <w:r>
+        <w:rPr>
+          <w:b w:val="0"/>
+        </w:rPr>
+        <w:t xml:space="preserve">Review Precision in Algorithms (ai-2/1). Goal: Translate a short paper calculation into a Python script. Short practice: If print(total) moves before total=total+2, what gets printed for the original </w:t>
+      </w:r>
+      <w:r>
+        <w:rPr>
+          <w:b/>
+        </w:rPr>
+        <w:t>input</w:t>
+      </w:r>
+      <w:r>
+        <w:rPr>
+          <w:b w:val="0"/>
+        </w:rPr>
+        <w:t>?.</w:t>
+      </w:r>
+    </w:p>
+    <w:p>
+      <w:pPr>
+        <w:spacing w:line="336" w:lineRule="auto" w:after="180"/>
+      </w:pPr>
+      <w:r>
+        <w:rPr>
+          <w:b w:val="0"/>
+        </w:rPr>
+        <w:t>Return to this week and explain what you changed.</w:t>
       </w:r>
     </w:p>
     <w:p>
@@ -4408,8 +7515,61 @@
       </w:r>
     </w:p>
     <w:p>
-      <w:r>
-        <w:t>The browser lab lets you edit the supported Python examples already included in this lesson. Predict first, run, inspect the actual output or error, change one input, then run again. Keep code, predictions, actual results and a reasoned revision together. On paper, label your result as a trace rather than an execution.</w:t>
+      <w:pPr>
+        <w:spacing w:line="336" w:lineRule="auto" w:after="180"/>
+      </w:pPr>
+      <w:r>
+        <w:rPr>
+          <w:b w:val="0"/>
+        </w:rPr>
+        <w:t xml:space="preserve">The browser lab lets you edit the supported Python examples already included in this lesson. Predict first, run, inspect the actual </w:t>
+      </w:r>
+      <w:r>
+        <w:rPr>
+          <w:b/>
+        </w:rPr>
+        <w:t>output</w:t>
+      </w:r>
+      <w:r>
+        <w:rPr>
+          <w:b w:val="0"/>
+        </w:rPr>
+        <w:t xml:space="preserve"> or error, change one </w:t>
+      </w:r>
+      <w:r>
+        <w:rPr>
+          <w:b/>
+        </w:rPr>
+        <w:t>input</w:t>
+      </w:r>
+      <w:r>
+        <w:rPr>
+          <w:b w:val="0"/>
+        </w:rPr>
+        <w:t>, then run again.</w:t>
+      </w:r>
+    </w:p>
+    <w:p>
+      <w:pPr>
+        <w:spacing w:line="336" w:lineRule="auto" w:after="180"/>
+      </w:pPr>
+      <w:r>
+        <w:rPr>
+          <w:b w:val="0"/>
+        </w:rPr>
+        <w:t xml:space="preserve">Keep code, </w:t>
+      </w:r>
+      <w:r>
+        <w:rPr>
+          <w:b/>
+        </w:rPr>
+        <w:t>prediction</w:t>
+      </w:r>
+      <w:r>
+        <w:rPr>
+          <w:b w:val="0"/>
+        </w:rPr>
+        <w:t>s, actual results and a reasoned revision together. On paper, label your result as a trace rather than an execution.</w:t>
       </w:r>
     </w:p>
     <w:p>
@@ -4421,8 +7581,819 @@
       </w:r>
     </w:p>
     <w:p>
-      <w:r>
-        <w:t>Use Download completed work in the hosted lesson to export your answers, reflections, practice feedback and code-run evidence. Open the HTML copy to read or print it. Drafts stay in this browser when storage is available; clear drafts on a shared device.</w:t>
+      <w:pPr>
+        <w:spacing w:line="336" w:lineRule="auto" w:after="180"/>
+      </w:pPr>
+      <w:r>
+        <w:rPr>
+          <w:b w:val="0"/>
+        </w:rPr>
+        <w:t xml:space="preserve">Use Download completed work in the hosted lesson to export your answers, reflections, practice feedback and code-run </w:t>
+      </w:r>
+      <w:r>
+        <w:rPr>
+          <w:b/>
+        </w:rPr>
+        <w:t>evidence</w:t>
+      </w:r>
+      <w:r>
+        <w:rPr>
+          <w:b w:val="0"/>
+        </w:rPr>
+        <w:t>. Open the HTML copy to read or print it.</w:t>
+      </w:r>
+    </w:p>
+    <w:p>
+      <w:pPr>
+        <w:spacing w:line="336" w:lineRule="auto" w:after="180"/>
+      </w:pPr>
+      <w:r>
+        <w:rPr>
+          <w:b w:val="0"/>
+        </w:rPr>
+        <w:t>Drafts stay in this browser when storage is available; clear drafts on a shared device.</w:t>
+      </w:r>
+    </w:p>
+    <w:p>
+      <w:pPr>
+        <w:pStyle w:val="Heading1"/>
+      </w:pPr>
+      <w:r>
+        <w:t>18. Visual concept journey</w:t>
+      </w:r>
+    </w:p>
+    <w:p>
+      <w:r>
+        <w:t>Explain each Decompose a Goal graphic using its labels, deciding evidence and relevant limitation.</w:t>
+      </w:r>
+    </w:p>
+    <w:p>
+      <w:pPr>
+        <w:pStyle w:val="Heading3"/>
+      </w:pPr>
+      <w:r>
+        <w:t>01. Decompose a Goal: the case</w:t>
+      </w:r>
+    </w:p>
+    <w:p>
+      <w:r>
+        <w:drawing>
+          <wp:inline xmlns:a="http://schemas.openxmlformats.org/drawingml/2006/main" xmlns:pic="http://schemas.openxmlformats.org/drawingml/2006/picture">
+            <wp:extent cx="5486400" cy="2843784"/>
+            <wp:docPr id="22" name="Picture 22" descr="A fictional library computes total spine labels needed for several equal shelves. Supplied facts: Define labels(shelves,per_shelf): return shelves*per_shelf. Call needed=labels(4,6), then print(needed). No other side effects are defined."/>
+            <wp:cNvGraphicFramePr>
+              <a:graphicFrameLocks noChangeAspect="1"/>
+            </wp:cNvGraphicFramePr>
+            <a:graphic>
+              <a:graphicData uri="http://schemas.openxmlformats.org/drawingml/2006/picture">
+                <pic:pic>
+                  <pic:nvPicPr>
+                    <pic:cNvPr id="0" name="academy-story-ai-2-2-01.png"/>
+                    <pic:cNvPicPr/>
+                  </pic:nvPicPr>
+                  <pic:blipFill>
+                    <a:blip r:embed="rId29"/>
+                    <a:stretch>
+                      <a:fillRect/>
+                    </a:stretch>
+                  </pic:blipFill>
+                  <pic:spPr>
+                    <a:xfrm>
+                      <a:off x="0" y="0"/>
+                      <a:ext cx="5486400" cy="2843784"/>
+                    </a:xfrm>
+                    <a:prstGeom prst="rect"/>
+                  </pic:spPr>
+                </pic:pic>
+              </a:graphicData>
+            </a:graphic>
+          </wp:inline>
+        </w:drawing>
+      </w:r>
+    </w:p>
+    <w:p>
+      <w:pPr>
+        <w:spacing w:line="336" w:lineRule="auto" w:after="180"/>
+      </w:pPr>
+      <w:r>
+        <w:rPr>
+          <w:b w:val="0"/>
+        </w:rPr>
+        <w:t xml:space="preserve">A fictional library computes total spine labels needed for several equal shelves. Supplied facts: Define labels(shelves,per_shelf): return shelves*per_shelf. </w:t>
+      </w:r>
+      <w:r>
+        <w:rPr>
+          <w:b/>
+        </w:rPr>
+        <w:t>Call</w:t>
+      </w:r>
+      <w:r>
+        <w:rPr>
+          <w:b w:val="0"/>
+        </w:rPr>
+        <w:t xml:space="preserve"> needed=labels(4,6), then print(needed).</w:t>
+      </w:r>
+    </w:p>
+    <w:p>
+      <w:pPr>
+        <w:spacing w:line="336" w:lineRule="auto" w:after="180"/>
+      </w:pPr>
+      <w:r>
+        <w:rPr>
+          <w:b w:val="0"/>
+        </w:rPr>
+        <w:t>No other side effects are defined.</w:t>
+      </w:r>
+    </w:p>
+    <w:p>
+      <w:pPr>
+        <w:spacing w:line="336" w:lineRule="auto" w:after="180"/>
+        <w:shd w:fill="F5F1FB"/>
+      </w:pPr>
+      <w:r>
+        <w:rPr>
+          <w:b w:val="0"/>
+        </w:rPr>
+        <w:t>Point to the given fact that matters most. Explain why it matters.</w:t>
+      </w:r>
+    </w:p>
+    <w:p>
+      <w:pPr>
+        <w:pStyle w:val="Heading3"/>
+      </w:pPr>
+      <w:r>
+        <w:t>02. Follow the deciding steps</w:t>
+      </w:r>
+    </w:p>
+    <w:p>
+      <w:r>
+        <w:drawing>
+          <wp:inline xmlns:a="http://schemas.openxmlformats.org/drawingml/2006/main" xmlns:pic="http://schemas.openxmlformats.org/drawingml/2006/picture">
+            <wp:extent cx="5486400" cy="4005072"/>
+            <wp:docPr id="23" name="Picture 23" descr="Call with arguments: The call supplies shelves=4 and per_shelf=6 locally. → Function body: Multiply 4×6 to calculate 24. → Return value: return sends 24 back to the caller; it does not print. → Caller prints: needed receives 24; print(needed) displays 24."/>
+            <wp:cNvGraphicFramePr>
+              <a:graphicFrameLocks noChangeAspect="1"/>
+            </wp:cNvGraphicFramePr>
+            <a:graphic>
+              <a:graphicData uri="http://schemas.openxmlformats.org/drawingml/2006/picture">
+                <pic:pic>
+                  <pic:nvPicPr>
+                    <pic:cNvPr id="0" name="academy-story-ai-2-2-02.png"/>
+                    <pic:cNvPicPr/>
+                  </pic:nvPicPr>
+                  <pic:blipFill>
+                    <a:blip r:embed="rId30"/>
+                    <a:stretch>
+                      <a:fillRect/>
+                    </a:stretch>
+                  </pic:blipFill>
+                  <pic:spPr>
+                    <a:xfrm>
+                      <a:off x="0" y="0"/>
+                      <a:ext cx="5486400" cy="4005072"/>
+                    </a:xfrm>
+                    <a:prstGeom prst="rect"/>
+                  </pic:spPr>
+                </pic:pic>
+              </a:graphicData>
+            </a:graphic>
+          </wp:inline>
+        </w:drawing>
+      </w:r>
+    </w:p>
+    <w:p>
+      <w:pPr>
+        <w:spacing w:line="336" w:lineRule="auto" w:after="180"/>
+      </w:pPr>
+      <w:r>
+        <w:rPr>
+          <w:b/>
+        </w:rPr>
+        <w:t>Call</w:t>
+      </w:r>
+      <w:r>
+        <w:rPr>
+          <w:b w:val="0"/>
+        </w:rPr>
+        <w:t xml:space="preserve"> with </w:t>
+      </w:r>
+      <w:r>
+        <w:rPr>
+          <w:b/>
+        </w:rPr>
+        <w:t>argument</w:t>
+      </w:r>
+      <w:r>
+        <w:rPr>
+          <w:b w:val="0"/>
+        </w:rPr>
+        <w:t xml:space="preserve">s: The </w:t>
+      </w:r>
+      <w:r>
+        <w:rPr>
+          <w:b/>
+        </w:rPr>
+        <w:t>call</w:t>
+      </w:r>
+      <w:r>
+        <w:rPr>
+          <w:b w:val="0"/>
+        </w:rPr>
+        <w:t xml:space="preserve"> supplies shelves=4 and per_shelf=6 lo</w:t>
+      </w:r>
+      <w:r>
+        <w:rPr>
+          <w:b/>
+        </w:rPr>
+        <w:t>call</w:t>
+      </w:r>
+      <w:r>
+        <w:rPr>
+          <w:b w:val="0"/>
+        </w:rPr>
+        <w:t xml:space="preserve">y. → </w:t>
+      </w:r>
+      <w:r>
+        <w:rPr>
+          <w:b/>
+        </w:rPr>
+        <w:t>Function</w:t>
+      </w:r>
+      <w:r>
+        <w:rPr>
+          <w:b w:val="0"/>
+        </w:rPr>
+        <w:t xml:space="preserve"> body: Multiply 4×6 to calculate 24. → Return value: return sends 24 back to the </w:t>
+      </w:r>
+      <w:r>
+        <w:rPr>
+          <w:b/>
+        </w:rPr>
+        <w:t>call</w:t>
+      </w:r>
+      <w:r>
+        <w:rPr>
+          <w:b w:val="0"/>
+        </w:rPr>
+        <w:t xml:space="preserve">er; it does not print. → </w:t>
+      </w:r>
+      <w:r>
+        <w:rPr>
+          <w:b/>
+        </w:rPr>
+        <w:t>Call</w:t>
+      </w:r>
+      <w:r>
+        <w:rPr>
+          <w:b w:val="0"/>
+        </w:rPr>
+        <w:t>er prints: needed receives 24; print(needed) displays 24.</w:t>
+      </w:r>
+    </w:p>
+    <w:p>
+      <w:pPr>
+        <w:spacing w:line="336" w:lineRule="auto" w:after="180"/>
+        <w:shd w:fill="F5F1FB"/>
+      </w:pPr>
+      <w:r>
+        <w:rPr>
+          <w:b w:val="0"/>
+        </w:rPr>
+        <w:t xml:space="preserve">Point to each numbered stage and explain which recorded </w:t>
+      </w:r>
+      <w:r>
+        <w:rPr>
+          <w:b/>
+        </w:rPr>
+        <w:t>input</w:t>
+      </w:r>
+      <w:r>
+        <w:rPr>
+          <w:b w:val="0"/>
+        </w:rPr>
+        <w:t xml:space="preserve"> it uses.</w:t>
+      </w:r>
+    </w:p>
+    <w:p>
+      <w:pPr>
+        <w:pStyle w:val="Heading3"/>
+      </w:pPr>
+      <w:r>
+        <w:t>03. Arguments matched in order</w:t>
+      </w:r>
+    </w:p>
+    <w:p>
+      <w:r>
+        <w:drawing>
+          <wp:inline xmlns:a="http://schemas.openxmlformats.org/drawingml/2006/main" xmlns:pic="http://schemas.openxmlformats.org/drawingml/2006/picture">
+            <wp:extent cx="5486400" cy="2834640"/>
+            <wp:docPr id="24" name="Picture 24" descr="Arguments matched in order. show_remaining(12, 4) | capacity 12; used 4 | 8. show_remaining(10, 7) | capacity 10; used 7 | 3"/>
+            <wp:cNvGraphicFramePr>
+              <a:graphicFrameLocks noChangeAspect="1"/>
+            </wp:cNvGraphicFramePr>
+            <a:graphic>
+              <a:graphicData uri="http://schemas.openxmlformats.org/drawingml/2006/picture">
+                <pic:pic>
+                  <pic:nvPicPr>
+                    <pic:cNvPr id="0" name="academy-story-ai-2-2-03.png"/>
+                    <pic:cNvPicPr/>
+                  </pic:nvPicPr>
+                  <pic:blipFill>
+                    <a:blip r:embed="rId31"/>
+                    <a:stretch>
+                      <a:fillRect/>
+                    </a:stretch>
+                  </pic:blipFill>
+                  <pic:spPr>
+                    <a:xfrm>
+                      <a:off x="0" y="0"/>
+                      <a:ext cx="5486400" cy="2834640"/>
+                    </a:xfrm>
+                    <a:prstGeom prst="rect"/>
+                  </pic:spPr>
+                </pic:pic>
+              </a:graphicData>
+            </a:graphic>
+          </wp:inline>
+        </w:drawing>
+      </w:r>
+    </w:p>
+    <w:p>
+      <w:pPr>
+        <w:spacing w:line="336" w:lineRule="auto" w:after="180"/>
+      </w:pPr>
+      <w:r>
+        <w:rPr>
+          <w:b/>
+        </w:rPr>
+        <w:t>Argument</w:t>
+      </w:r>
+      <w:r>
+        <w:rPr>
+          <w:b w:val="0"/>
+        </w:rPr>
+        <w:t>s matched in order. show_remaining(12, 4) | capacity 12; used 4 | 8. show_remaining(10, 7) | capacity 10; used 7 | 3</w:t>
+      </w:r>
+    </w:p>
+    <w:p>
+      <w:pPr>
+        <w:spacing w:line="336" w:lineRule="auto" w:after="180"/>
+        <w:shd w:fill="F5F1FB"/>
+      </w:pPr>
+      <w:r>
+        <w:rPr>
+          <w:b w:val="0"/>
+        </w:rPr>
+        <w:t>Read the labels and values. Explain the relationship the model shows.</w:t>
+      </w:r>
+    </w:p>
+    <w:p>
+      <w:pPr>
+        <w:pStyle w:val="Heading3"/>
+      </w:pPr>
+      <w:r>
+        <w:t>04. Change one thing. Trace what follows.</w:t>
+      </w:r>
+    </w:p>
+    <w:p>
+      <w:r>
+        <w:drawing>
+          <wp:inline xmlns:a="http://schemas.openxmlformats.org/drawingml/2006/main" xmlns:pic="http://schemas.openxmlformats.org/drawingml/2006/picture">
+            <wp:extent cx="5486400" cy="3026664"/>
+            <wp:docPr id="25" name="Picture 25" descr="Original case: needed receives 24; print(needed) displays 24. Changed condition: Call labels(4,0) instead. Expected result: The returned result is 0, and the caller prints 0. Reason: Four shelves times zero labels per shelf is zero."/>
+            <wp:cNvGraphicFramePr>
+              <a:graphicFrameLocks noChangeAspect="1"/>
+            </wp:cNvGraphicFramePr>
+            <a:graphic>
+              <a:graphicData uri="http://schemas.openxmlformats.org/drawingml/2006/picture">
+                <pic:pic>
+                  <pic:nvPicPr>
+                    <pic:cNvPr id="0" name="academy-story-ai-2-2-04.png"/>
+                    <pic:cNvPicPr/>
+                  </pic:nvPicPr>
+                  <pic:blipFill>
+                    <a:blip r:embed="rId32"/>
+                    <a:stretch>
+                      <a:fillRect/>
+                    </a:stretch>
+                  </pic:blipFill>
+                  <pic:spPr>
+                    <a:xfrm>
+                      <a:off x="0" y="0"/>
+                      <a:ext cx="5486400" cy="3026664"/>
+                    </a:xfrm>
+                    <a:prstGeom prst="rect"/>
+                  </pic:spPr>
+                </pic:pic>
+              </a:graphicData>
+            </a:graphic>
+          </wp:inline>
+        </w:drawing>
+      </w:r>
+    </w:p>
+    <w:p>
+      <w:pPr>
+        <w:spacing w:line="336" w:lineRule="auto" w:after="180"/>
+      </w:pPr>
+      <w:r>
+        <w:rPr>
+          <w:b w:val="0"/>
+        </w:rPr>
+        <w:t xml:space="preserve">Original case: needed receives 24; print(needed) displays 24. Changed condition: </w:t>
+      </w:r>
+      <w:r>
+        <w:rPr>
+          <w:b/>
+        </w:rPr>
+        <w:t>Call</w:t>
+      </w:r>
+      <w:r>
+        <w:rPr>
+          <w:b w:val="0"/>
+        </w:rPr>
+        <w:t xml:space="preserve"> labels(4,0) instead. Expected result: The returned result is 0, and the </w:t>
+      </w:r>
+      <w:r>
+        <w:rPr>
+          <w:b/>
+        </w:rPr>
+        <w:t>call</w:t>
+      </w:r>
+      <w:r>
+        <w:rPr>
+          <w:b w:val="0"/>
+        </w:rPr>
+        <w:t>er prints 0.</w:t>
+      </w:r>
+    </w:p>
+    <w:p>
+      <w:pPr>
+        <w:spacing w:line="336" w:lineRule="auto" w:after="180"/>
+      </w:pPr>
+      <w:r>
+        <w:rPr>
+          <w:b w:val="0"/>
+        </w:rPr>
+        <w:t>Reason: Four shelves times zero labels per shelf is zero.</w:t>
+      </w:r>
+    </w:p>
+    <w:p>
+      <w:pPr>
+        <w:spacing w:line="336" w:lineRule="auto" w:after="180"/>
+        <w:shd w:fill="F5F1FB"/>
+      </w:pPr>
+      <w:r>
+        <w:rPr>
+          <w:b w:val="0"/>
+        </w:rPr>
+        <w:t>Predict before checking the worked changed-case result. Name what changed and what the supplied facts allow you to conclude.</w:t>
+      </w:r>
+    </w:p>
+    <w:p>
+      <w:pPr>
+        <w:pStyle w:val="Heading3"/>
+      </w:pPr>
+      <w:r>
+        <w:t>05. Connect the explanation to its limit</w:t>
+      </w:r>
+    </w:p>
+    <w:p>
+      <w:r>
+        <w:drawing>
+          <wp:inline xmlns:a="http://schemas.openxmlformats.org/drawingml/2006/main" xmlns:pic="http://schemas.openxmlformats.org/drawingml/2006/picture">
+            <wp:extent cx="5486400" cy="2834640"/>
+            <wp:docPr id="26" name="Picture 26" descr="A function separates one named job from the surrounding program. Arguments supply data for this call; return supplies its result. A print statement in the caller is a different action. Clear parameter names help detect swapping or misusing inputs without assuming every function prints automatically. Limit: This function assumes compatible numeric inputs; it does not reject negative shelves or verify real shelf contents."/>
+            <wp:cNvGraphicFramePr>
+              <a:graphicFrameLocks noChangeAspect="1"/>
+            </wp:cNvGraphicFramePr>
+            <a:graphic>
+              <a:graphicData uri="http://schemas.openxmlformats.org/drawingml/2006/picture">
+                <pic:pic>
+                  <pic:nvPicPr>
+                    <pic:cNvPr id="0" name="academy-story-ai-2-2-05.png"/>
+                    <pic:cNvPicPr/>
+                  </pic:nvPicPr>
+                  <pic:blipFill>
+                    <a:blip r:embed="rId33"/>
+                    <a:stretch>
+                      <a:fillRect/>
+                    </a:stretch>
+                  </pic:blipFill>
+                  <pic:spPr>
+                    <a:xfrm>
+                      <a:off x="0" y="0"/>
+                      <a:ext cx="5486400" cy="2834640"/>
+                    </a:xfrm>
+                    <a:prstGeom prst="rect"/>
+                  </pic:spPr>
+                </pic:pic>
+              </a:graphicData>
+            </a:graphic>
+          </wp:inline>
+        </w:drawing>
+      </w:r>
+    </w:p>
+    <w:p>
+      <w:pPr>
+        <w:spacing w:line="336" w:lineRule="auto" w:after="180"/>
+      </w:pPr>
+      <w:r>
+        <w:rPr>
+          <w:b w:val="0"/>
+        </w:rPr>
+        <w:t xml:space="preserve">A </w:t>
+      </w:r>
+      <w:r>
+        <w:rPr>
+          <w:b/>
+        </w:rPr>
+        <w:t>function</w:t>
+      </w:r>
+      <w:r>
+        <w:rPr>
+          <w:b w:val="0"/>
+        </w:rPr>
+        <w:t xml:space="preserve"> separates one named job from the surrounding program. </w:t>
+      </w:r>
+      <w:r>
+        <w:rPr>
+          <w:b/>
+        </w:rPr>
+        <w:t>Argument</w:t>
+      </w:r>
+      <w:r>
+        <w:rPr>
+          <w:b w:val="0"/>
+        </w:rPr>
+        <w:t xml:space="preserve">s supply data for this </w:t>
+      </w:r>
+      <w:r>
+        <w:rPr>
+          <w:b/>
+        </w:rPr>
+        <w:t>call</w:t>
+      </w:r>
+      <w:r>
+        <w:rPr>
+          <w:b w:val="0"/>
+        </w:rPr>
+        <w:t xml:space="preserve">; return supplies its result. A print statement in the </w:t>
+      </w:r>
+      <w:r>
+        <w:rPr>
+          <w:b/>
+        </w:rPr>
+        <w:t>call</w:t>
+      </w:r>
+      <w:r>
+        <w:rPr>
+          <w:b w:val="0"/>
+        </w:rPr>
+        <w:t>er is a different action.</w:t>
+      </w:r>
+    </w:p>
+    <w:p>
+      <w:pPr>
+        <w:spacing w:line="336" w:lineRule="auto" w:after="180"/>
+      </w:pPr>
+      <w:r>
+        <w:rPr>
+          <w:b w:val="0"/>
+        </w:rPr>
+        <w:t xml:space="preserve">Clear </w:t>
+      </w:r>
+      <w:r>
+        <w:rPr>
+          <w:b/>
+        </w:rPr>
+        <w:t>parameter</w:t>
+      </w:r>
+      <w:r>
+        <w:rPr>
+          <w:b w:val="0"/>
+        </w:rPr>
+        <w:t xml:space="preserve"> names help detect swapping or misusing </w:t>
+      </w:r>
+      <w:r>
+        <w:rPr>
+          <w:b/>
+        </w:rPr>
+        <w:t>input</w:t>
+      </w:r>
+      <w:r>
+        <w:rPr>
+          <w:b w:val="0"/>
+        </w:rPr>
+        <w:t xml:space="preserve">s without assuming every </w:t>
+      </w:r>
+      <w:r>
+        <w:rPr>
+          <w:b/>
+        </w:rPr>
+        <w:t>function</w:t>
+      </w:r>
+      <w:r>
+        <w:rPr>
+          <w:b w:val="0"/>
+        </w:rPr>
+        <w:t xml:space="preserve"> prints automati</w:t>
+      </w:r>
+      <w:r>
+        <w:rPr>
+          <w:b/>
+        </w:rPr>
+        <w:t>call</w:t>
+      </w:r>
+      <w:r>
+        <w:rPr>
+          <w:b w:val="0"/>
+        </w:rPr>
+        <w:t>y.</w:t>
+      </w:r>
+    </w:p>
+    <w:p>
+      <w:pPr>
+        <w:spacing w:line="336" w:lineRule="auto" w:after="180"/>
+      </w:pPr>
+      <w:r>
+        <w:rPr>
+          <w:b w:val="0"/>
+        </w:rPr>
+        <w:t xml:space="preserve">Limit: This </w:t>
+      </w:r>
+      <w:r>
+        <w:rPr>
+          <w:b/>
+        </w:rPr>
+        <w:t>function</w:t>
+      </w:r>
+      <w:r>
+        <w:rPr>
+          <w:b w:val="0"/>
+        </w:rPr>
+        <w:t xml:space="preserve"> assumes compatible numeric </w:t>
+      </w:r>
+      <w:r>
+        <w:rPr>
+          <w:b/>
+        </w:rPr>
+        <w:t>input</w:t>
+      </w:r>
+      <w:r>
+        <w:rPr>
+          <w:b w:val="0"/>
+        </w:rPr>
+        <w:t>s; it does not reject negative shelves or verify real shelf contents.</w:t>
+      </w:r>
+    </w:p>
+    <w:p>
+      <w:pPr>
+        <w:spacing w:line="336" w:lineRule="auto" w:after="180"/>
+        <w:shd w:fill="F5F1FB"/>
+      </w:pPr>
+      <w:r>
+        <w:rPr>
+          <w:b w:val="0"/>
+        </w:rPr>
+        <w:t>Explain the case, then point to a limit on the claim.</w:t>
+      </w:r>
+    </w:p>
+    <w:p>
+      <w:pPr>
+        <w:pStyle w:val="Heading3"/>
+      </w:pPr>
+      <w:r>
+        <w:t>06. Make the idea visible in your project</w:t>
+      </w:r>
+    </w:p>
+    <w:p>
+      <w:r>
+        <w:drawing>
+          <wp:inline xmlns:a="http://schemas.openxmlformats.org/drawingml/2006/main" xmlns:pic="http://schemas.openxmlformats.org/drawingml/2006/picture">
+            <wp:extent cx="5486400" cy="3380232"/>
+            <wp:docPr id="27" name="Picture 27" descr="Give the recommender separate validation, eligibility and scoring functions whose inputs and results can be tested independently. Draw your input, deciding step, result and limit. Supported question: What happens visibly if the caller stores needed but omits print(needed)?"/>
+            <wp:cNvGraphicFramePr>
+              <a:graphicFrameLocks noChangeAspect="1"/>
+            </wp:cNvGraphicFramePr>
+            <a:graphic>
+              <a:graphicData uri="http://schemas.openxmlformats.org/drawingml/2006/picture">
+                <pic:pic>
+                  <pic:nvPicPr>
+                    <pic:cNvPr id="0" name="academy-story-ai-2-2-06.png"/>
+                    <pic:cNvPicPr/>
+                  </pic:nvPicPr>
+                  <pic:blipFill>
+                    <a:blip r:embed="rId34"/>
+                    <a:stretch>
+                      <a:fillRect/>
+                    </a:stretch>
+                  </pic:blipFill>
+                  <pic:spPr>
+                    <a:xfrm>
+                      <a:off x="0" y="0"/>
+                      <a:ext cx="5486400" cy="3380232"/>
+                    </a:xfrm>
+                    <a:prstGeom prst="rect"/>
+                  </pic:spPr>
+                </pic:pic>
+              </a:graphicData>
+            </a:graphic>
+          </wp:inline>
+        </w:drawing>
+      </w:r>
+    </w:p>
+    <w:p>
+      <w:pPr>
+        <w:spacing w:line="336" w:lineRule="auto" w:after="180"/>
+      </w:pPr>
+      <w:r>
+        <w:rPr>
+          <w:b w:val="0"/>
+        </w:rPr>
+        <w:t xml:space="preserve">Give the recommender separate validation, eligibility and scoring </w:t>
+      </w:r>
+      <w:r>
+        <w:rPr>
+          <w:b/>
+        </w:rPr>
+        <w:t>function</w:t>
+      </w:r>
+      <w:r>
+        <w:rPr>
+          <w:b w:val="0"/>
+        </w:rPr>
+        <w:t xml:space="preserve">s whose </w:t>
+      </w:r>
+      <w:r>
+        <w:rPr>
+          <w:b/>
+        </w:rPr>
+        <w:t>input</w:t>
+      </w:r>
+      <w:r>
+        <w:rPr>
+          <w:b w:val="0"/>
+        </w:rPr>
+        <w:t xml:space="preserve">s and results can be tested independently. Draw your </w:t>
+      </w:r>
+      <w:r>
+        <w:rPr>
+          <w:b/>
+        </w:rPr>
+        <w:t>input</w:t>
+      </w:r>
+      <w:r>
+        <w:rPr>
+          <w:b w:val="0"/>
+        </w:rPr>
+        <w:t>, deciding step, result and limit.</w:t>
+      </w:r>
+    </w:p>
+    <w:p>
+      <w:pPr>
+        <w:spacing w:line="336" w:lineRule="auto" w:after="180"/>
+      </w:pPr>
+      <w:r>
+        <w:rPr>
+          <w:b w:val="0"/>
+        </w:rPr>
+        <w:t xml:space="preserve">Supported question: What happens visibly if the </w:t>
+      </w:r>
+      <w:r>
+        <w:rPr>
+          <w:b/>
+        </w:rPr>
+        <w:t>call</w:t>
+      </w:r>
+      <w:r>
+        <w:rPr>
+          <w:b w:val="0"/>
+        </w:rPr>
+        <w:t>er stores needed but omits print(needed)?</w:t>
+      </w:r>
+    </w:p>
+    <w:p>
+      <w:pPr>
+        <w:spacing w:line="336" w:lineRule="auto" w:after="180"/>
+        <w:shd w:fill="F5F1FB"/>
+      </w:pPr>
+      <w:r>
+        <w:rPr>
+          <w:b w:val="0"/>
+        </w:rPr>
+        <w:t xml:space="preserve">Draw your project trace and justify the deciding step using </w:t>
+      </w:r>
+      <w:r>
+        <w:rPr>
+          <w:b/>
+        </w:rPr>
+        <w:t>evidence</w:t>
+      </w:r>
+      <w:r>
+        <w:rPr>
+          <w:b w:val="0"/>
+        </w:rPr>
+        <w:t>.</w:t>
       </w:r>
     </w:p>
     <w:sectPr>
